--- a/个人简历.docx
+++ b/个人简历.docx
@@ -3735,21 +3735,7 @@
                                 <w:rFonts w:ascii="微软雅黑" w:hAnsi="微软雅黑" w:hint="eastAsia"/>
                                 <w:color w:val="262626" w:themeColor="text1" w:themeTint="D9"/>
                               </w:rPr>
-                              <w:t>姓    名：</w:t>
-                            </w:r>
-                            <w:r>
-                              <w:rPr>
-                                <w:rFonts w:ascii="微软雅黑" w:hAnsi="微软雅黑" w:hint="eastAsia"/>
-                                <w:color w:val="262626" w:themeColor="text1" w:themeTint="D9"/>
-                              </w:rPr>
-                              <w:t xml:space="preserve"> </w:t>
-                            </w:r>
-                            <w:r>
-                              <w:rPr>
-                                <w:rFonts w:ascii="微软雅黑" w:hAnsi="微软雅黑" w:hint="eastAsia"/>
-                                <w:color w:val="262626" w:themeColor="text1" w:themeTint="D9"/>
-                              </w:rPr>
-                              <w:t>朱轩慧</w:t>
+                              <w:t>姓    名： 朱轩慧</w:t>
                             </w:r>
                           </w:p>
                           <w:p>
@@ -3765,21 +3751,7 @@
                                 <w:rFonts w:ascii="微软雅黑" w:hAnsi="微软雅黑" w:hint="eastAsia"/>
                                 <w:color w:val="262626" w:themeColor="text1" w:themeTint="D9"/>
                               </w:rPr>
-                              <w:t>民    族：</w:t>
-                            </w:r>
-                            <w:r>
-                              <w:rPr>
-                                <w:rFonts w:ascii="微软雅黑" w:hAnsi="微软雅黑" w:hint="eastAsia"/>
-                                <w:color w:val="262626" w:themeColor="text1" w:themeTint="D9"/>
-                              </w:rPr>
-                              <w:t xml:space="preserve"> </w:t>
-                            </w:r>
-                            <w:r>
-                              <w:rPr>
-                                <w:rFonts w:ascii="微软雅黑" w:hAnsi="微软雅黑" w:hint="eastAsia"/>
-                                <w:color w:val="262626" w:themeColor="text1" w:themeTint="D9"/>
-                              </w:rPr>
-                              <w:t>汉族</w:t>
+                              <w:t>民    族： 汉族</w:t>
                             </w:r>
                           </w:p>
                           <w:p>
@@ -3795,14 +3767,7 @@
                                 <w:rFonts w:ascii="微软雅黑" w:hAnsi="微软雅黑" w:hint="eastAsia"/>
                                 <w:color w:val="262626" w:themeColor="text1" w:themeTint="D9"/>
                               </w:rPr>
-                              <w:t>电    话：</w:t>
-                            </w:r>
-                            <w:r>
-                              <w:rPr>
-                                <w:rFonts w:ascii="微软雅黑" w:hAnsi="微软雅黑" w:hint="eastAsia"/>
-                                <w:color w:val="262626" w:themeColor="text1" w:themeTint="D9"/>
-                              </w:rPr>
-                              <w:t>13201217105</w:t>
+                              <w:t>电    话：132****7105</w:t>
                             </w:r>
                           </w:p>
                           <w:p>
@@ -3818,28 +3783,7 @@
                                 <w:rFonts w:ascii="微软雅黑" w:hAnsi="微软雅黑" w:hint="eastAsia"/>
                                 <w:color w:val="262626" w:themeColor="text1" w:themeTint="D9"/>
                               </w:rPr>
-                              <w:t>邮    箱：</w:t>
-                            </w:r>
-                            <w:r>
-                              <w:rPr>
-                                <w:rFonts w:ascii="微软雅黑" w:hAnsi="微软雅黑" w:hint="eastAsia"/>
-                                <w:color w:val="262626" w:themeColor="text1" w:themeTint="D9"/>
-                              </w:rPr>
-                              <w:t>13201217105@163</w:t>
-                            </w:r>
-                            <w:r>
-                              <w:rPr>
-                                <w:rFonts w:ascii="微软雅黑" w:hAnsi="微软雅黑" w:hint="eastAsia"/>
-                                <w:color w:val="262626" w:themeColor="text1" w:themeTint="D9"/>
-                              </w:rPr>
-                              <w:t>.</w:t>
-                            </w:r>
-                            <w:r>
-                              <w:rPr>
-                                <w:rFonts w:ascii="微软雅黑" w:hAnsi="微软雅黑" w:hint="eastAsia"/>
-                                <w:color w:val="262626" w:themeColor="text1" w:themeTint="D9"/>
-                              </w:rPr>
-                              <w:t>com</w:t>
+                              <w:t>邮    箱：13201217105@163.com</w:t>
                             </w:r>
                           </w:p>
                         </w:txbxContent>
@@ -3871,21 +3815,7 @@
                           <w:rFonts w:ascii="微软雅黑" w:hAnsi="微软雅黑" w:hint="eastAsia"/>
                           <w:color w:val="262626" w:themeColor="text1" w:themeTint="D9"/>
                         </w:rPr>
-                        <w:t>姓    名：</w:t>
-                      </w:r>
-                      <w:r>
-                        <w:rPr>
-                          <w:rFonts w:ascii="微软雅黑" w:hAnsi="微软雅黑" w:hint="eastAsia"/>
-                          <w:color w:val="262626" w:themeColor="text1" w:themeTint="D9"/>
-                        </w:rPr>
-                        <w:t xml:space="preserve"> </w:t>
-                      </w:r>
-                      <w:r>
-                        <w:rPr>
-                          <w:rFonts w:ascii="微软雅黑" w:hAnsi="微软雅黑" w:hint="eastAsia"/>
-                          <w:color w:val="262626" w:themeColor="text1" w:themeTint="D9"/>
-                        </w:rPr>
-                        <w:t>朱轩慧</w:t>
+                        <w:t>姓    名： 朱轩慧</w:t>
                       </w:r>
                     </w:p>
                     <w:p>
@@ -3901,21 +3831,7 @@
                           <w:rFonts w:ascii="微软雅黑" w:hAnsi="微软雅黑" w:hint="eastAsia"/>
                           <w:color w:val="262626" w:themeColor="text1" w:themeTint="D9"/>
                         </w:rPr>
-                        <w:t>民    族：</w:t>
-                      </w:r>
-                      <w:r>
-                        <w:rPr>
-                          <w:rFonts w:ascii="微软雅黑" w:hAnsi="微软雅黑" w:hint="eastAsia"/>
-                          <w:color w:val="262626" w:themeColor="text1" w:themeTint="D9"/>
-                        </w:rPr>
-                        <w:t xml:space="preserve"> </w:t>
-                      </w:r>
-                      <w:r>
-                        <w:rPr>
-                          <w:rFonts w:ascii="微软雅黑" w:hAnsi="微软雅黑" w:hint="eastAsia"/>
-                          <w:color w:val="262626" w:themeColor="text1" w:themeTint="D9"/>
-                        </w:rPr>
-                        <w:t>汉族</w:t>
+                        <w:t>民    族： 汉族</w:t>
                       </w:r>
                     </w:p>
                     <w:p>
@@ -3931,14 +3847,7 @@
                           <w:rFonts w:ascii="微软雅黑" w:hAnsi="微软雅黑" w:hint="eastAsia"/>
                           <w:color w:val="262626" w:themeColor="text1" w:themeTint="D9"/>
                         </w:rPr>
-                        <w:t>电    话：</w:t>
-                      </w:r>
-                      <w:r>
-                        <w:rPr>
-                          <w:rFonts w:ascii="微软雅黑" w:hAnsi="微软雅黑" w:hint="eastAsia"/>
-                          <w:color w:val="262626" w:themeColor="text1" w:themeTint="D9"/>
-                        </w:rPr>
-                        <w:t>13201217105</w:t>
+                        <w:t>电    话：132****7105</w:t>
                       </w:r>
                     </w:p>
                     <w:p>
@@ -3954,28 +3863,7 @@
                           <w:rFonts w:ascii="微软雅黑" w:hAnsi="微软雅黑" w:hint="eastAsia"/>
                           <w:color w:val="262626" w:themeColor="text1" w:themeTint="D9"/>
                         </w:rPr>
-                        <w:t>邮    箱：</w:t>
-                      </w:r>
-                      <w:r>
-                        <w:rPr>
-                          <w:rFonts w:ascii="微软雅黑" w:hAnsi="微软雅黑" w:hint="eastAsia"/>
-                          <w:color w:val="262626" w:themeColor="text1" w:themeTint="D9"/>
-                        </w:rPr>
-                        <w:t>13201217105@163</w:t>
-                      </w:r>
-                      <w:r>
-                        <w:rPr>
-                          <w:rFonts w:ascii="微软雅黑" w:hAnsi="微软雅黑" w:hint="eastAsia"/>
-                          <w:color w:val="262626" w:themeColor="text1" w:themeTint="D9"/>
-                        </w:rPr>
-                        <w:t>.</w:t>
-                      </w:r>
-                      <w:r>
-                        <w:rPr>
-                          <w:rFonts w:ascii="微软雅黑" w:hAnsi="微软雅黑" w:hint="eastAsia"/>
-                          <w:color w:val="262626" w:themeColor="text1" w:themeTint="D9"/>
-                        </w:rPr>
-                        <w:t>com</w:t>
+                        <w:t>邮    箱：13201217105@163.com</w:t>
                       </w:r>
                     </w:p>
                   </w:txbxContent>

--- a/个人简历.docx
+++ b/个人简历.docx
@@ -3932,360 +3932,20 @@
     </w:p>
     <w:p>
       <w:pPr>
+        <w:spacing w:before="0" w:after="0" w:line="240" w:lineRule="auto"/>
+        <w:jc w:val="left"/>
         <w:rPr>
           <w:rFonts w:hint="eastAsia"/>
         </w:rPr>
       </w:pPr>
-      <w:r>
-        <w:rPr>
-          <w:noProof/>
-        </w:rPr>
-        <mc:AlternateContent>
-          <mc:Choice Requires="wpg">
-            <w:drawing>
-              <wp:anchor distT="0" distB="0" distL="114300" distR="114300" simplePos="0" relativeHeight="251666432" behindDoc="0" locked="0" layoutInCell="1" allowOverlap="1" wp14:anchorId="6EF7BFEE" wp14:editId="16C51E25">
-                <wp:simplePos x="0" y="0"/>
-                <wp:positionH relativeFrom="column">
-                  <wp:posOffset>-84801</wp:posOffset>
-                </wp:positionH>
-                <wp:positionV relativeFrom="paragraph">
-                  <wp:posOffset>171162</wp:posOffset>
-                </wp:positionV>
-                <wp:extent cx="6781800" cy="309880"/>
-                <wp:effectExtent l="0" t="0" r="0" b="10160"/>
-                <wp:wrapNone/>
-                <wp:docPr id="7" name="组合 31"/>
-                <wp:cNvGraphicFramePr/>
-                <a:graphic xmlns:a="http://schemas.openxmlformats.org/drawingml/2006/main">
-                  <a:graphicData uri="http://schemas.microsoft.com/office/word/2010/wordprocessingGroup">
-                    <wpg:wgp>
-                      <wpg:cNvGrpSpPr/>
-                      <wpg:grpSpPr>
-                        <a:xfrm>
-                          <a:off x="0" y="0"/>
-                          <a:ext cx="6781800" cy="309880"/>
-                          <a:chOff x="0" y="4811"/>
-                          <a:chExt cx="6781800" cy="279589"/>
-                        </a:xfrm>
-                      </wpg:grpSpPr>
-                      <wpg:grpSp>
-                        <wpg:cNvPr id="8" name="组合 81"/>
-                        <wpg:cNvGrpSpPr>
-                          <a:grpSpLocks noChangeAspect="1"/>
-                        </wpg:cNvGrpSpPr>
-                        <wpg:grpSpPr>
-                          <a:xfrm>
-                            <a:off x="0" y="4811"/>
-                            <a:ext cx="1256665" cy="279589"/>
-                            <a:chOff x="3" y="6660"/>
-                            <a:chExt cx="1256004" cy="387035"/>
-                          </a:xfrm>
-                        </wpg:grpSpPr>
-                        <wps:wsp>
-                          <wps:cNvPr id="11" name="任意多边形 2"/>
-                          <wps:cNvSpPr/>
-                          <wps:spPr bwMode="auto">
-                            <a:xfrm>
-                              <a:off x="3" y="6660"/>
-                              <a:ext cx="1256004" cy="281211"/>
-                            </a:xfrm>
-                            <a:custGeom>
-                              <a:avLst/>
-                              <a:gdLst>
-                                <a:gd name="T0" fmla="*/ 976122 w 1406296"/>
-                                <a:gd name="T1" fmla="*/ 0 h 288031"/>
-                                <a:gd name="T2" fmla="*/ 1045770 w 1406296"/>
-                                <a:gd name="T3" fmla="*/ 0 h 288031"/>
-                                <a:gd name="T4" fmla="*/ 1255739 w 1406296"/>
-                                <a:gd name="T5" fmla="*/ 287656 h 288031"/>
-                                <a:gd name="T6" fmla="*/ 1186091 w 1406296"/>
-                                <a:gd name="T7" fmla="*/ 287656 h 288031"/>
-                                <a:gd name="T8" fmla="*/ 919994 w 1406296"/>
-                                <a:gd name="T9" fmla="*/ 0 h 288031"/>
-                                <a:gd name="T10" fmla="*/ 955372 w 1406296"/>
-                                <a:gd name="T11" fmla="*/ 0 h 288031"/>
-                                <a:gd name="T12" fmla="*/ 1165341 w 1406296"/>
-                                <a:gd name="T13" fmla="*/ 287656 h 288031"/>
-                                <a:gd name="T14" fmla="*/ 1129963 w 1406296"/>
-                                <a:gd name="T15" fmla="*/ 287656 h 288031"/>
-                                <a:gd name="T16" fmla="*/ 0 w 1406296"/>
-                                <a:gd name="T17" fmla="*/ 0 h 288031"/>
-                                <a:gd name="T18" fmla="*/ 899245 w 1406296"/>
-                                <a:gd name="T19" fmla="*/ 0 h 288031"/>
-                                <a:gd name="T20" fmla="*/ 1109214 w 1406296"/>
-                                <a:gd name="T21" fmla="*/ 287656 h 288031"/>
-                                <a:gd name="T22" fmla="*/ 0 w 1406296"/>
-                                <a:gd name="T23" fmla="*/ 287656 h 288031"/>
-                                <a:gd name="T24" fmla="*/ 0 60000 65536"/>
-                                <a:gd name="T25" fmla="*/ 0 60000 65536"/>
-                                <a:gd name="T26" fmla="*/ 0 60000 65536"/>
-                                <a:gd name="T27" fmla="*/ 0 60000 65536"/>
-                                <a:gd name="T28" fmla="*/ 0 60000 65536"/>
-                                <a:gd name="T29" fmla="*/ 0 60000 65536"/>
-                                <a:gd name="T30" fmla="*/ 0 60000 65536"/>
-                                <a:gd name="T31" fmla="*/ 0 60000 65536"/>
-                                <a:gd name="T32" fmla="*/ 0 60000 65536"/>
-                                <a:gd name="T33" fmla="*/ 0 60000 65536"/>
-                                <a:gd name="T34" fmla="*/ 0 60000 65536"/>
-                                <a:gd name="T35" fmla="*/ 0 60000 65536"/>
-                                <a:gd name="T36" fmla="*/ 0 w 1406296"/>
-                                <a:gd name="T37" fmla="*/ 0 h 288031"/>
-                                <a:gd name="T38" fmla="*/ 1406296 w 1406296"/>
-                                <a:gd name="T39" fmla="*/ 288031 h 288031"/>
-                              </a:gdLst>
-                              <a:ahLst/>
-                              <a:cxnLst>
-                                <a:cxn ang="T24">
-                                  <a:pos x="T0" y="T1"/>
-                                </a:cxn>
-                                <a:cxn ang="T25">
-                                  <a:pos x="T2" y="T3"/>
-                                </a:cxn>
-                                <a:cxn ang="T26">
-                                  <a:pos x="T4" y="T5"/>
-                                </a:cxn>
-                                <a:cxn ang="T27">
-                                  <a:pos x="T6" y="T7"/>
-                                </a:cxn>
-                                <a:cxn ang="T28">
-                                  <a:pos x="T8" y="T9"/>
-                                </a:cxn>
-                                <a:cxn ang="T29">
-                                  <a:pos x="T10" y="T11"/>
-                                </a:cxn>
-                                <a:cxn ang="T30">
-                                  <a:pos x="T12" y="T13"/>
-                                </a:cxn>
-                                <a:cxn ang="T31">
-                                  <a:pos x="T14" y="T15"/>
-                                </a:cxn>
-                                <a:cxn ang="T32">
-                                  <a:pos x="T16" y="T17"/>
-                                </a:cxn>
-                                <a:cxn ang="T33">
-                                  <a:pos x="T18" y="T19"/>
-                                </a:cxn>
-                                <a:cxn ang="T34">
-                                  <a:pos x="T20" y="T21"/>
-                                </a:cxn>
-                                <a:cxn ang="T35">
-                                  <a:pos x="T22" y="T23"/>
-                                </a:cxn>
-                              </a:cxnLst>
-                              <a:rect l="T36" t="T37" r="T38" b="T39"/>
-                              <a:pathLst>
-                                <a:path w="1406296" h="288031">
-                                  <a:moveTo>
-                                    <a:pt x="1093154" y="0"/>
-                                  </a:moveTo>
-                                  <a:lnTo>
-                                    <a:pt x="1171153" y="0"/>
-                                  </a:lnTo>
-                                  <a:lnTo>
-                                    <a:pt x="1406296" y="288031"/>
-                                  </a:lnTo>
-                                  <a:lnTo>
-                                    <a:pt x="1328297" y="288031"/>
-                                  </a:lnTo>
-                                  <a:lnTo>
-                                    <a:pt x="1093154" y="0"/>
-                                  </a:lnTo>
-                                  <a:close/>
-                                  <a:moveTo>
-                                    <a:pt x="1030297" y="0"/>
-                                  </a:moveTo>
-                                  <a:lnTo>
-                                    <a:pt x="1069917" y="0"/>
-                                  </a:lnTo>
-                                  <a:lnTo>
-                                    <a:pt x="1305060" y="288031"/>
-                                  </a:lnTo>
-                                  <a:lnTo>
-                                    <a:pt x="1265440" y="288031"/>
-                                  </a:lnTo>
-                                  <a:lnTo>
-                                    <a:pt x="1030297" y="0"/>
-                                  </a:lnTo>
-                                  <a:close/>
-                                  <a:moveTo>
-                                    <a:pt x="0" y="0"/>
-                                  </a:moveTo>
-                                  <a:lnTo>
-                                    <a:pt x="1007060" y="0"/>
-                                  </a:lnTo>
-                                  <a:lnTo>
-                                    <a:pt x="1242203" y="288031"/>
-                                  </a:lnTo>
-                                  <a:lnTo>
-                                    <a:pt x="0" y="288031"/>
-                                  </a:lnTo>
-                                  <a:lnTo>
-                                    <a:pt x="0" y="0"/>
-                                  </a:lnTo>
-                                  <a:close/>
-                                </a:path>
-                              </a:pathLst>
-                            </a:custGeom>
-                            <a:solidFill>
-                              <a:srgbClr val="4E7282"/>
-                            </a:solidFill>
-                            <a:ln>
-                              <a:noFill/>
-                            </a:ln>
-                          </wps:spPr>
-                          <wps:txbx>
-                            <w:txbxContent>
-                              <w:p>
-                                <w:pPr>
-                                  <w:adjustRightInd w:val="0"/>
-                                  <w:snapToGrid w:val="0"/>
-                                  <w:spacing w:line="320" w:lineRule="exact"/>
-                                  <w:rPr>
-                                    <w:rFonts w:ascii="微软雅黑" w:hAnsi="微软雅黑" w:hint="eastAsia"/>
-                                    <w:color w:val="FFFFFF"/>
-                                    <w:sz w:val="24"/>
-                                    <w:szCs w:val="24"/>
-                                  </w:rPr>
-                                </w:pPr>
-                                <w:r>
-                                  <w:rPr>
-                                    <w:rFonts w:ascii="微软雅黑" w:hAnsi="微软雅黑" w:hint="eastAsia"/>
-                                    <w:color w:val="FFFFFF"/>
-                                    <w:sz w:val="24"/>
-                                    <w:szCs w:val="24"/>
-                                  </w:rPr>
-                                  <w:t>技能特长</w:t>
-                                </w:r>
-                              </w:p>
-                              <w:p>
-                                <w:pPr>
-                                  <w:adjustRightInd w:val="0"/>
-                                  <w:snapToGrid w:val="0"/>
-                                  <w:spacing w:line="320" w:lineRule="exact"/>
-                                  <w:rPr>
-                                    <w:rFonts w:ascii="微软雅黑" w:hAnsi="微软雅黑" w:hint="eastAsia"/>
-                                    <w:color w:val="FFFFFF"/>
-                                    <w:sz w:val="24"/>
-                                    <w:szCs w:val="24"/>
-                                  </w:rPr>
-                                </w:pPr>
-                              </w:p>
-                            </w:txbxContent>
-                          </wps:txbx>
-                          <wps:bodyPr rot="0" vert="horz" wrap="square" lIns="198000" tIns="0" rIns="91440" bIns="0" anchor="ctr" anchorCtr="0" upright="1">
-                            <a:noAutofit/>
-                          </wps:bodyPr>
-                        </wps:wsp>
-                        <wps:wsp>
-                          <wps:cNvPr id="16" name="直角三角形 3"/>
-                          <wps:cNvSpPr>
-                            <a:spLocks noChangeArrowheads="1"/>
-                          </wps:cNvSpPr>
-                          <wps:spPr bwMode="auto">
-                            <a:xfrm rot="10800000">
-                              <a:off x="234" y="287656"/>
-                              <a:ext cx="143935" cy="106039"/>
-                            </a:xfrm>
-                            <a:prstGeom prst="rtTriangle">
-                              <a:avLst/>
-                            </a:prstGeom>
-                            <a:solidFill>
-                              <a:srgbClr val="405E6C"/>
-                            </a:solidFill>
-                            <a:ln>
-                              <a:noFill/>
-                            </a:ln>
-                          </wps:spPr>
-                          <wps:bodyPr rot="0" vert="horz" wrap="square" lIns="91440" tIns="45720" rIns="91440" bIns="45720" anchor="t" anchorCtr="0" upright="1">
-                            <a:noAutofit/>
-                          </wps:bodyPr>
-                        </wps:wsp>
-                      </wpg:grpSp>
-                      <wps:wsp>
-                        <wps:cNvPr id="17" name="直接连接符 20"/>
-                        <wps:cNvCnPr>
-                          <a:cxnSpLocks noChangeShapeType="1"/>
-                        </wps:cNvCnPr>
-                        <wps:spPr bwMode="auto">
-                          <a:xfrm>
-                            <a:off x="133350" y="209550"/>
-                            <a:ext cx="6648450" cy="0"/>
-                          </a:xfrm>
-                          <a:prstGeom prst="line">
-                            <a:avLst/>
-                          </a:prstGeom>
-                          <a:noFill/>
-                          <a:ln w="9525" algn="ctr">
-                            <a:solidFill>
-                              <a:srgbClr val="4E7282"/>
-                            </a:solidFill>
-                            <a:round/>
-                          </a:ln>
-                        </wps:spPr>
-                        <wps:bodyPr/>
-                      </wps:wsp>
-                    </wpg:wgp>
-                  </a:graphicData>
-                </a:graphic>
-              </wp:anchor>
-            </w:drawing>
-          </mc:Choice>
-          <mc:Fallback>
-            <w:pict>
-              <v:group w14:anchorId="6EF7BFEE" id="组合 31" o:spid="_x0000_s1042" style="position:absolute;left:0;text-align:left;margin-left:-6.7pt;margin-top:13.5pt;width:534pt;height:24.4pt;z-index:251666432" coordorigin=",48" coordsize="67818,2795" o:gfxdata="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">
-                <v:group id="组合 81" o:spid="_x0000_s1043" style="position:absolute;top:48;width:12566;height:2796" coordorigin=",66" coordsize="12560,3870" o:gfxdata="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">
-                  <o:lock v:ext="edit" aspectratio="t"/>
-                  <v:shape id="任意多边形 2" o:spid="_x0000_s1044" style="position:absolute;top:66;width:12560;height:2812;visibility:visible;mso-wrap-style:square;v-text-anchor:middle" coordsize="1406296,288031" o:spt="100" o:gfxdata="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" adj="-11796480,,5400" path="m1093154,r77999,l1406296,288031r-77999,l1093154,xm1030297,r39620,l1305060,288031r-39620,l1030297,xm,l1007060,r235143,288031l,288031,,xe" fillcolor="#4e7282" stroked="f">
-                    <v:stroke joinstyle="miter"/>
-                    <v:formulas/>
-                    <v:path arrowok="t" o:connecttype="custom" o:connectlocs="871803,0;934008,0;1121537,280845;1059332,280845;821673,0;853271,0;1040800,280845;1009203,280845;0,0;803142,0;990671,280845;0,280845" o:connectangles="0,0,0,0,0,0,0,0,0,0,0,0" textboxrect="0,0,1406296,288031"/>
-                    <v:textbox inset="5.5mm,0,,0">
-                      <w:txbxContent>
-                        <w:p>
-                          <w:pPr>
-                            <w:adjustRightInd w:val="0"/>
-                            <w:snapToGrid w:val="0"/>
-                            <w:spacing w:line="320" w:lineRule="exact"/>
-                            <w:rPr>
-                              <w:rFonts w:ascii="微软雅黑" w:hAnsi="微软雅黑" w:hint="eastAsia"/>
-                              <w:color w:val="FFFFFF"/>
-                              <w:sz w:val="24"/>
-                              <w:szCs w:val="24"/>
-                            </w:rPr>
-                          </w:pPr>
-                          <w:r>
-                            <w:rPr>
-                              <w:rFonts w:ascii="微软雅黑" w:hAnsi="微软雅黑" w:hint="eastAsia"/>
-                              <w:color w:val="FFFFFF"/>
-                              <w:sz w:val="24"/>
-                              <w:szCs w:val="24"/>
-                            </w:rPr>
-                            <w:t>技能特长</w:t>
-                          </w:r>
-                        </w:p>
-                        <w:p>
-                          <w:pPr>
-                            <w:adjustRightInd w:val="0"/>
-                            <w:snapToGrid w:val="0"/>
-                            <w:spacing w:line="320" w:lineRule="exact"/>
-                            <w:rPr>
-                              <w:rFonts w:ascii="微软雅黑" w:hAnsi="微软雅黑" w:hint="eastAsia"/>
-                              <w:color w:val="FFFFFF"/>
-                              <w:sz w:val="24"/>
-                              <w:szCs w:val="24"/>
-                            </w:rPr>
-                          </w:pPr>
-                        </w:p>
-                      </w:txbxContent>
-                    </v:textbox>
-                  </v:shape>
-                  <v:shape id="直角三角形 3" o:spid="_x0000_s1045" type="#_x0000_t6" style="position:absolute;left:2;top:2876;width:1439;height:1060;rotation:180;visibility:visible;mso-wrap-style:square;v-text-anchor:top" o:gfxdata="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" fillcolor="#405e6c" stroked="f"/>
-                </v:group>
-                <v:line id="直接连接符 20" o:spid="_x0000_s1046" style="position:absolute;visibility:visible;mso-wrap-style:square" from="1333,2095" to="67818,2095" o:connectortype="straight" o:gfxdata="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" strokecolor="#4e7282"/>
-              </v:group>
-            </w:pict>
-          </mc:Fallback>
-        </mc:AlternateContent>
+      <w:r/>
+      <w:r>
+        <w:rPr>
+          <w:rFonts w:ascii="微软雅黑" w:hAnsi="微软雅黑"/>
+          <w:b w:val="0"/>
+          <w:sz w:val="17"/>
+        </w:rPr>
+        <w:t>聚焦 AI 应用开发、LLM 工程化与全栈敏捷交付，具备 Python、FastAPI、RAG、LangChain、LangGraph、Supabase 等项目实践，能够围绕真实业务痛点完成从模型编排、后端服务、前端交互到云端部署上线的闭环落地；熟悉 Trae、Cursor、Copilot 等 AI 辅助开发工具驱动 MVP 快速迭代，并具备挪威 UiT 全英文交换经历与跨文化技术沟通能力。</w:t>
       </w:r>
     </w:p>
     <w:p>
@@ -4986,207 +4646,227 @@
     </w:p>
     <w:p>
       <w:pPr>
-        <w:rPr>
-          <w:rFonts w:hint="eastAsia"/>
-        </w:rPr>
+        <w:spacing w:before="0" w:after="0" w:line="240" w:lineRule="auto"/>
+        <w:jc w:val="left"/>
       </w:pPr>
-      <w:r>
-        <w:rPr>
-          <w:rFonts w:hint="eastAsia"/>
-        </w:rPr>
-        <w:t xml:space="preserve">1. </w:t>
-      </w:r>
-      <w:r>
-        <w:rPr>
-          <w:rFonts w:hint="eastAsia"/>
-        </w:rPr>
-        <w:t>多源文档智能检索与问答平台（项目实践）</w:t>
+      <w:r/>
+      <w:r>
+        <w:rPr>
+          <w:rFonts w:ascii="微软雅黑" w:hAnsi="微软雅黑"/>
+          <w:b/>
+          <w:sz w:val="18"/>
+        </w:rPr>
+        <w:t>1. 多源文档智能检索与问答平台（项目实践）</w:t>
       </w:r>
     </w:p>
     <w:p>
       <w:pPr>
-        <w:rPr>
-          <w:rFonts w:hint="eastAsia"/>
-        </w:rPr>
+        <w:spacing w:before="0" w:after="0" w:line="240" w:lineRule="auto"/>
+        <w:jc w:val="left"/>
       </w:pPr>
-      <w:r>
-        <w:rPr>
-          <w:rFonts w:hint="eastAsia"/>
-        </w:rPr>
-        <w:t>技术栈</w:t>
-      </w:r>
-      <w:r>
-        <w:rPr>
-          <w:rFonts w:hint="eastAsia"/>
-        </w:rPr>
-        <w:t>: Python, FastAPI, LangChain, LangGraph, ChromaDB, Redis, Docker</w:t>
+      <w:r/>
+      <w:r>
+        <w:rPr>
+          <w:rFonts w:ascii="微软雅黑" w:hAnsi="微软雅黑"/>
+          <w:b w:val="0"/>
+          <w:sz w:val="17"/>
+        </w:rPr>
+        <w:t>技术栈: Python, FastAPI, LangChain, LangGraph, ChromaDB, Redis, Docker</w:t>
       </w:r>
     </w:p>
     <w:p>
       <w:pPr>
-        <w:rPr>
-          <w:rFonts w:hint="eastAsia"/>
-        </w:rPr>
+        <w:spacing w:before="0" w:after="0" w:line="240" w:lineRule="auto"/>
+        <w:jc w:val="left"/>
       </w:pPr>
-      <w:r>
-        <w:rPr>
-          <w:rFonts w:hint="eastAsia"/>
-        </w:rPr>
-        <w:t>围绕</w:t>
-      </w:r>
-      <w:r>
-        <w:rPr>
-          <w:rFonts w:hint="eastAsia"/>
-        </w:rPr>
-        <w:t xml:space="preserve"> PDF</w:t>
-      </w:r>
-      <w:r>
-        <w:rPr>
-          <w:rFonts w:hint="eastAsia"/>
-        </w:rPr>
-        <w:t>、网页与</w:t>
-      </w:r>
-      <w:r>
-        <w:rPr>
-          <w:rFonts w:hint="eastAsia"/>
-        </w:rPr>
-        <w:t xml:space="preserve"> Markdown </w:t>
-      </w:r>
-      <w:r>
-        <w:rPr>
-          <w:rFonts w:hint="eastAsia"/>
-        </w:rPr>
-        <w:t>等多源文档构建</w:t>
-      </w:r>
-      <w:r>
-        <w:rPr>
-          <w:rFonts w:hint="eastAsia"/>
-        </w:rPr>
-        <w:t xml:space="preserve"> RAG </w:t>
-      </w:r>
-      <w:r>
-        <w:rPr>
-          <w:rFonts w:hint="eastAsia"/>
-        </w:rPr>
-        <w:t>问答链路，完成文档解析、文本切分、向量化入库、语义检索与答案生成等核心模块；结合多轮会话记忆、来源引用与检索结果重排机制，提升复杂问题下的回答相关性与可解</w:t>
-      </w:r>
-      <w:r>
-        <w:rPr>
-          <w:rFonts w:hint="eastAsia"/>
-        </w:rPr>
-        <w:lastRenderedPageBreak/>
-        <w:t>释性，并基于</w:t>
-      </w:r>
-      <w:r>
-        <w:rPr>
-          <w:rFonts w:hint="eastAsia"/>
-        </w:rPr>
-        <w:t xml:space="preserve"> FastAPI </w:t>
-      </w:r>
-      <w:r>
-        <w:rPr>
-          <w:rFonts w:hint="eastAsia"/>
-        </w:rPr>
-        <w:t>完成接口封装与本地部署。</w:t>
+      <w:r/>
+      <w:r>
+        <w:rPr>
+          <w:rFonts w:ascii="微软雅黑" w:hAnsi="微软雅黑"/>
+          <w:b w:val="0"/>
+          <w:sz w:val="17"/>
+        </w:rPr>
+        <w:t>- 设计混合检索与 Rerank 召回链路，结合向量检索、关键词召回与重排机制抑制长文档噪声和语义漂移，提升复杂问答的相关性与抗幻觉能力。</w:t>
       </w:r>
     </w:p>
     <w:p>
       <w:pPr>
-        <w:rPr>
-          <w:rFonts w:hint="eastAsia"/>
-        </w:rPr>
+        <w:spacing w:before="0" w:after="0" w:line="240" w:lineRule="auto"/>
+        <w:jc w:val="left"/>
       </w:pPr>
-      <w:r>
-        <w:rPr>
-          <w:rFonts w:hint="eastAsia"/>
-        </w:rPr>
-        <w:t xml:space="preserve">2. </w:t>
-      </w:r>
-      <w:r>
-        <w:rPr>
-          <w:rFonts w:hint="eastAsia"/>
-        </w:rPr>
-        <w:t>基于</w:t>
-      </w:r>
-      <w:r>
-        <w:rPr>
-          <w:rFonts w:hint="eastAsia"/>
-        </w:rPr>
-        <w:t xml:space="preserve"> LangGraph </w:t>
-      </w:r>
-      <w:r>
-        <w:rPr>
-          <w:rFonts w:hint="eastAsia"/>
-        </w:rPr>
-        <w:t>的多智能体任务编排系统（项目实践）</w:t>
+      <w:r/>
+      <w:r>
+        <w:rPr>
+          <w:rFonts w:ascii="微软雅黑" w:hAnsi="微软雅黑"/>
+          <w:b w:val="0"/>
+          <w:sz w:val="17"/>
+        </w:rPr>
+        <w:t>- 引入 Redis 多轮会话缓存与上下文隔离策略，复用历史记忆并减少重复检索开销，优化高并发场景下的响应速度与对话连续性。</w:t>
       </w:r>
     </w:p>
     <w:p>
       <w:pPr>
-        <w:rPr>
-          <w:rFonts w:hint="eastAsia"/>
-        </w:rPr>
+        <w:spacing w:before="0" w:after="0" w:line="240" w:lineRule="auto"/>
+        <w:jc w:val="left"/>
       </w:pPr>
-      <w:r>
-        <w:rPr>
-          <w:rFonts w:hint="eastAsia"/>
-        </w:rPr>
-        <w:t>技术栈</w:t>
-      </w:r>
-      <w:r>
-        <w:rPr>
-          <w:rFonts w:hint="eastAsia"/>
-        </w:rPr>
-        <w:t>: Python, FastAPI, LangGraph, LangChain, Pydantic, SSE</w:t>
+      <w:r/>
+      <w:r>
+        <w:rPr>
+          <w:rFonts w:ascii="微软雅黑" w:hAnsi="微软雅黑"/>
+          <w:b w:val="0"/>
+          <w:sz w:val="17"/>
+        </w:rPr>
+        <w:t>- 封装 FastAPI 服务并完成 Docker 容器化部署，统一开发、测试与交付环境，降低环境差异带来的部署成本和维护复杂度。</w:t>
       </w:r>
     </w:p>
     <w:p>
       <w:pPr>
-        <w:rPr>
-          <w:rFonts w:hint="eastAsia"/>
-        </w:rPr>
+        <w:spacing w:before="0" w:after="0" w:line="240" w:lineRule="auto"/>
+        <w:jc w:val="left"/>
       </w:pPr>
-      <w:r>
-        <w:rPr>
-          <w:rFonts w:hint="eastAsia"/>
-        </w:rPr>
-        <w:t>基于状态图设计</w:t>
-      </w:r>
-      <w:r>
-        <w:rPr>
-          <w:rFonts w:hint="eastAsia"/>
-        </w:rPr>
-        <w:t xml:space="preserve"> Planner</w:t>
-      </w:r>
-      <w:r>
-        <w:rPr>
-          <w:rFonts w:hint="eastAsia"/>
-        </w:rPr>
-        <w:t>、</w:t>
-      </w:r>
-      <w:r>
-        <w:rPr>
-          <w:rFonts w:hint="eastAsia"/>
-        </w:rPr>
-        <w:t>Router</w:t>
-      </w:r>
-      <w:r>
-        <w:rPr>
-          <w:rFonts w:hint="eastAsia"/>
-        </w:rPr>
-        <w:t>、</w:t>
-      </w:r>
-      <w:r>
-        <w:rPr>
-          <w:rFonts w:hint="eastAsia"/>
-        </w:rPr>
-        <w:t xml:space="preserve">Executor </w:t>
-      </w:r>
-      <w:r>
-        <w:rPr>
-          <w:rFonts w:hint="eastAsia"/>
-        </w:rPr>
-        <w:t>等智能体协作流程，完成任务拆解、节点流转、上下文管理与流式输出机制实现；围绕工具调用、对话状态维护与结果汇总等环节进行工程化实践，能够支撑复杂任务的分步执行与结构化结果生成。</w:t>
+      <w:r/>
+      <w:r>
+        <w:rPr>
+          <w:rFonts w:ascii="微软雅黑" w:hAnsi="微软雅黑"/>
+          <w:b/>
+          <w:sz w:val="18"/>
+        </w:rPr>
+        <w:t>2. 基于 LangGraph 的多智能体任务编排系统（项目实践）</w:t>
+      </w:r>
+    </w:p>
+    <w:p>
+      <w:pPr>
+        <w:spacing w:before="0" w:after="0" w:line="240" w:lineRule="auto"/>
+        <w:jc w:val="left"/>
+      </w:pPr>
+      <w:r/>
+      <w:r>
+        <w:rPr>
+          <w:rFonts w:ascii="微软雅黑" w:hAnsi="微软雅黑"/>
+          <w:b w:val="0"/>
+          <w:sz w:val="17"/>
+        </w:rPr>
+        <w:t>技术栈: Python, FastAPI, LangGraph, LangChain, Pydantic, SSE</w:t>
+      </w:r>
+    </w:p>
+    <w:p>
+      <w:pPr>
+        <w:spacing w:before="0" w:after="0" w:line="240" w:lineRule="auto"/>
+        <w:jc w:val="left"/>
+      </w:pPr>
+      <w:r/>
+      <w:r>
+        <w:rPr>
+          <w:rFonts w:ascii="微软雅黑" w:hAnsi="微软雅黑"/>
+          <w:b w:val="0"/>
+          <w:sz w:val="17"/>
+        </w:rPr>
+        <w:t>- 构建基于 LangGraph State Graph 的 Planner / Router / Executor 协同架构，将任务拆解、路由决策与执行状态解耦，提升复杂任务流的可扩展性与容错性。</w:t>
+      </w:r>
+    </w:p>
+    <w:p>
+      <w:pPr>
+        <w:spacing w:before="0" w:after="0" w:line="240" w:lineRule="auto"/>
+        <w:jc w:val="left"/>
+      </w:pPr>
+      <w:r/>
+      <w:r>
+        <w:rPr>
+          <w:rFonts w:ascii="微软雅黑" w:hAnsi="微软雅黑"/>
+          <w:b w:val="0"/>
+          <w:sz w:val="17"/>
+        </w:rPr>
+        <w:t>- 使用 Pydantic 约束 Agent 间输入输出协议与状态持久化结构，减少多角色协作中的状态污染和结果不确定性，提升链路稳定性。</w:t>
+      </w:r>
+    </w:p>
+    <w:p>
+      <w:pPr>
+        <w:spacing w:before="0" w:after="0" w:line="240" w:lineRule="auto"/>
+        <w:jc w:val="left"/>
+      </w:pPr>
+      <w:r/>
+      <w:r>
+        <w:rPr>
+          <w:rFonts w:ascii="微软雅黑" w:hAnsi="微软雅黑"/>
+          <w:b w:val="0"/>
+          <w:sz w:val="17"/>
+        </w:rPr>
+        <w:t>- 实现基于 SSE 的打字机式流式响应与上下文持久化机制，缩短用户等待感知，并保持长链路任务的连续反馈体验。</w:t>
+      </w:r>
+    </w:p>
+    <w:p>
+      <w:pPr>
+        <w:spacing w:before="0" w:after="0" w:line="240" w:lineRule="auto"/>
+        <w:jc w:val="left"/>
+      </w:pPr>
+      <w:r/>
+      <w:r>
+        <w:rPr>
+          <w:rFonts w:ascii="微软雅黑" w:hAnsi="微软雅黑"/>
+          <w:b/>
+          <w:sz w:val="18"/>
+        </w:rPr>
+        <w:t>3. 《新世界庄园：破笼之宴》沉浸式 RPG 交互与数据平台（在线项目）</w:t>
+      </w:r>
+    </w:p>
+    <w:p>
+      <w:pPr>
+        <w:spacing w:before="0" w:after="0" w:line="240" w:lineRule="auto"/>
+        <w:jc w:val="left"/>
+      </w:pPr>
+      <w:r/>
+      <w:r>
+        <w:rPr>
+          <w:rFonts w:ascii="微软雅黑" w:hAnsi="微软雅黑"/>
+          <w:b w:val="0"/>
+          <w:sz w:val="17"/>
+        </w:rPr>
+        <w:t>技术栈: HTML5, CSS3, JavaScript, Supabase, Vercel, DNS / 域名工程化</w:t>
+      </w:r>
+    </w:p>
+    <w:p>
+      <w:pPr>
+        <w:spacing w:before="0" w:after="0" w:line="240" w:lineRule="auto"/>
+        <w:jc w:val="left"/>
+      </w:pPr>
+      <w:r/>
+      <w:r>
+        <w:rPr>
+          <w:rFonts w:ascii="微软雅黑" w:hAnsi="微软雅黑"/>
+          <w:b w:val="0"/>
+          <w:sz w:val="17"/>
+        </w:rPr>
+        <w:t>- 基于 Supabase 搭建 Serverless 数据底座，完成云端数据库、鉴权与 RLS 行级安全策略设计，实现交互数据的秒级响应、持久化存储与权限隔离。</w:t>
+      </w:r>
+    </w:p>
+    <w:p>
+      <w:pPr>
+        <w:spacing w:before="0" w:after="0" w:line="240" w:lineRule="auto"/>
+        <w:jc w:val="left"/>
+      </w:pPr>
+      <w:r/>
+      <w:r>
+        <w:rPr>
+          <w:rFonts w:ascii="微软雅黑" w:hAnsi="微软雅黑"/>
+          <w:b w:val="0"/>
+          <w:sz w:val="17"/>
+        </w:rPr>
+        <w:t>- 独立完成前端页面实现与 BaaS 能力接入，围绕沉浸式 RPG 场景快速迭代 MVP，验证从创意原型到在线产品的全栈敏捷交付能力。</w:t>
+      </w:r>
+    </w:p>
+    <w:p>
+      <w:pPr>
+        <w:spacing w:before="0" w:after="0" w:line="240" w:lineRule="auto"/>
+        <w:jc w:val="left"/>
+      </w:pPr>
+      <w:r/>
+      <w:r>
+        <w:rPr>
+          <w:rFonts w:ascii="微软雅黑" w:hAnsi="微软雅黑"/>
+          <w:b w:val="0"/>
+          <w:sz w:val="17"/>
+        </w:rPr>
+        <w:t>- 打通 www.xinshijie1945.com 域名解析、A/CNAME 配置、HTTPS 证书启用与 Vercel CI/CD 自动化部署链路，形成从 0 到 1 的产品上线闭环经验。</w:t>
       </w:r>
     </w:p>
     <w:p>

--- a/个人简历.docx
+++ b/个人简历.docx
@@ -3932,20 +3932,377 @@
     </w:p>
     <w:p>
       <w:pPr>
-        <w:spacing w:before="0" w:after="0" w:line="240" w:lineRule="auto"/>
-        <w:jc w:val="left"/>
         <w:rPr>
           <w:rFonts w:hint="eastAsia"/>
         </w:rPr>
       </w:pPr>
-      <w:r/>
-      <w:r>
-        <w:rPr>
-          <w:rFonts w:ascii="微软雅黑" w:hAnsi="微软雅黑"/>
-          <w:b w:val="0"/>
-          <w:sz w:val="17"/>
-        </w:rPr>
-        <w:t>聚焦 AI 应用开发、LLM 工程化与全栈敏捷交付，具备 Python、FastAPI、RAG、LangChain、LangGraph、Supabase 等项目实践，能够围绕真实业务痛点完成从模型编排、后端服务、前端交互到云端部署上线的闭环落地；熟悉 Trae、Cursor、Copilot 等 AI 辅助开发工具驱动 MVP 快速迭代，并具备挪威 UiT 全英文交换经历与跨文化技术沟通能力。</w:t>
+      <w:r>
+        <w:rPr>
+          <w:noProof/>
+        </w:rPr>
+        <mc:AlternateContent>
+          <mc:Choice Requires="wpg">
+            <w:drawing>
+              <wp:anchor distT="0" distB="0" distL="114300" distR="114300" simplePos="0" relativeHeight="251666432" behindDoc="0" locked="0" layoutInCell="1" allowOverlap="1" wp14:anchorId="6EF7BFEE" wp14:editId="16C51E25">
+                <wp:simplePos x="0" y="0"/>
+                <wp:positionH relativeFrom="column">
+                  <wp:posOffset>-84801</wp:posOffset>
+                </wp:positionH>
+                <wp:positionV relativeFrom="paragraph">
+                  <wp:posOffset>171162</wp:posOffset>
+                </wp:positionV>
+                <wp:extent cx="6781800" cy="309880"/>
+                <wp:effectExtent l="0" t="0" r="0" b="10160"/>
+                <wp:wrapNone/>
+                <wp:docPr id="7" name="组合 31"/>
+                <wp:cNvGraphicFramePr/>
+                <a:graphic xmlns:a="http://schemas.openxmlformats.org/drawingml/2006/main">
+                  <a:graphicData uri="http://schemas.microsoft.com/office/word/2010/wordprocessingGroup">
+                    <wpg:wgp>
+                      <wpg:cNvGrpSpPr/>
+                      <wpg:grpSpPr>
+                        <a:xfrm>
+                          <a:off x="0" y="0"/>
+                          <a:ext cx="6781800" cy="309880"/>
+                          <a:chOff x="0" y="4811"/>
+                          <a:chExt cx="6781800" cy="279589"/>
+                        </a:xfrm>
+                      </wpg:grpSpPr>
+                      <wpg:grpSp>
+                        <wpg:cNvPr id="8" name="组合 81"/>
+                        <wpg:cNvGrpSpPr>
+                          <a:grpSpLocks noChangeAspect="1"/>
+                        </wpg:cNvGrpSpPr>
+                        <wpg:grpSpPr>
+                          <a:xfrm>
+                            <a:off x="0" y="4811"/>
+                            <a:ext cx="1256665" cy="279589"/>
+                            <a:chOff x="3" y="6660"/>
+                            <a:chExt cx="1256004" cy="387035"/>
+                          </a:xfrm>
+                        </wpg:grpSpPr>
+                        <wps:wsp>
+                          <wps:cNvPr id="11" name="任意多边形 2"/>
+                          <wps:cNvSpPr/>
+                          <wps:spPr bwMode="auto">
+                            <a:xfrm>
+                              <a:off x="3" y="6660"/>
+                              <a:ext cx="1256004" cy="281211"/>
+                            </a:xfrm>
+                            <a:custGeom>
+                              <a:avLst/>
+                              <a:gdLst>
+                                <a:gd name="T0" fmla="*/ 976122 w 1406296"/>
+                                <a:gd name="T1" fmla="*/ 0 h 288031"/>
+                                <a:gd name="T2" fmla="*/ 1045770 w 1406296"/>
+                                <a:gd name="T3" fmla="*/ 0 h 288031"/>
+                                <a:gd name="T4" fmla="*/ 1255739 w 1406296"/>
+                                <a:gd name="T5" fmla="*/ 287656 h 288031"/>
+                                <a:gd name="T6" fmla="*/ 1186091 w 1406296"/>
+                                <a:gd name="T7" fmla="*/ 287656 h 288031"/>
+                                <a:gd name="T8" fmla="*/ 919994 w 1406296"/>
+                                <a:gd name="T9" fmla="*/ 0 h 288031"/>
+                                <a:gd name="T10" fmla="*/ 955372 w 1406296"/>
+                                <a:gd name="T11" fmla="*/ 0 h 288031"/>
+                                <a:gd name="T12" fmla="*/ 1165341 w 1406296"/>
+                                <a:gd name="T13" fmla="*/ 287656 h 288031"/>
+                                <a:gd name="T14" fmla="*/ 1129963 w 1406296"/>
+                                <a:gd name="T15" fmla="*/ 287656 h 288031"/>
+                                <a:gd name="T16" fmla="*/ 0 w 1406296"/>
+                                <a:gd name="T17" fmla="*/ 0 h 288031"/>
+                                <a:gd name="T18" fmla="*/ 899245 w 1406296"/>
+                                <a:gd name="T19" fmla="*/ 0 h 288031"/>
+                                <a:gd name="T20" fmla="*/ 1109214 w 1406296"/>
+                                <a:gd name="T21" fmla="*/ 287656 h 288031"/>
+                                <a:gd name="T22" fmla="*/ 0 w 1406296"/>
+                                <a:gd name="T23" fmla="*/ 287656 h 288031"/>
+                                <a:gd name="T24" fmla="*/ 0 60000 65536"/>
+                                <a:gd name="T25" fmla="*/ 0 60000 65536"/>
+                                <a:gd name="T26" fmla="*/ 0 60000 65536"/>
+                                <a:gd name="T27" fmla="*/ 0 60000 65536"/>
+                                <a:gd name="T28" fmla="*/ 0 60000 65536"/>
+                                <a:gd name="T29" fmla="*/ 0 60000 65536"/>
+                                <a:gd name="T30" fmla="*/ 0 60000 65536"/>
+                                <a:gd name="T31" fmla="*/ 0 60000 65536"/>
+                                <a:gd name="T32" fmla="*/ 0 60000 65536"/>
+                                <a:gd name="T33" fmla="*/ 0 60000 65536"/>
+                                <a:gd name="T34" fmla="*/ 0 60000 65536"/>
+                                <a:gd name="T35" fmla="*/ 0 60000 65536"/>
+                                <a:gd name="T36" fmla="*/ 0 w 1406296"/>
+                                <a:gd name="T37" fmla="*/ 0 h 288031"/>
+                                <a:gd name="T38" fmla="*/ 1406296 w 1406296"/>
+                                <a:gd name="T39" fmla="*/ 288031 h 288031"/>
+                              </a:gdLst>
+                              <a:ahLst/>
+                              <a:cxnLst>
+                                <a:cxn ang="T24">
+                                  <a:pos x="T0" y="T1"/>
+                                </a:cxn>
+                                <a:cxn ang="T25">
+                                  <a:pos x="T2" y="T3"/>
+                                </a:cxn>
+                                <a:cxn ang="T26">
+                                  <a:pos x="T4" y="T5"/>
+                                </a:cxn>
+                                <a:cxn ang="T27">
+                                  <a:pos x="T6" y="T7"/>
+                                </a:cxn>
+                                <a:cxn ang="T28">
+                                  <a:pos x="T8" y="T9"/>
+                                </a:cxn>
+                                <a:cxn ang="T29">
+                                  <a:pos x="T10" y="T11"/>
+                                </a:cxn>
+                                <a:cxn ang="T30">
+                                  <a:pos x="T12" y="T13"/>
+                                </a:cxn>
+                                <a:cxn ang="T31">
+                                  <a:pos x="T14" y="T15"/>
+                                </a:cxn>
+                                <a:cxn ang="T32">
+                                  <a:pos x="T16" y="T17"/>
+                                </a:cxn>
+                                <a:cxn ang="T33">
+                                  <a:pos x="T18" y="T19"/>
+                                </a:cxn>
+                                <a:cxn ang="T34">
+                                  <a:pos x="T20" y="T21"/>
+                                </a:cxn>
+                                <a:cxn ang="T35">
+                                  <a:pos x="T22" y="T23"/>
+                                </a:cxn>
+                              </a:cxnLst>
+                              <a:rect l="T36" t="T37" r="T38" b="T39"/>
+                              <a:pathLst>
+                                <a:path w="1406296" h="288031">
+                                  <a:moveTo>
+                                    <a:pt x="1093154" y="0"/>
+                                  </a:moveTo>
+                                  <a:lnTo>
+                                    <a:pt x="1171153" y="0"/>
+                                  </a:lnTo>
+                                  <a:lnTo>
+                                    <a:pt x="1406296" y="288031"/>
+                                  </a:lnTo>
+                                  <a:lnTo>
+                                    <a:pt x="1328297" y="288031"/>
+                                  </a:lnTo>
+                                  <a:lnTo>
+                                    <a:pt x="1093154" y="0"/>
+                                  </a:lnTo>
+                                  <a:close/>
+                                  <a:moveTo>
+                                    <a:pt x="1030297" y="0"/>
+                                  </a:moveTo>
+                                  <a:lnTo>
+                                    <a:pt x="1069917" y="0"/>
+                                  </a:lnTo>
+                                  <a:lnTo>
+                                    <a:pt x="1305060" y="288031"/>
+                                  </a:lnTo>
+                                  <a:lnTo>
+                                    <a:pt x="1265440" y="288031"/>
+                                  </a:lnTo>
+                                  <a:lnTo>
+                                    <a:pt x="1030297" y="0"/>
+                                  </a:lnTo>
+                                  <a:close/>
+                                  <a:moveTo>
+                                    <a:pt x="0" y="0"/>
+                                  </a:moveTo>
+                                  <a:lnTo>
+                                    <a:pt x="1007060" y="0"/>
+                                  </a:lnTo>
+                                  <a:lnTo>
+                                    <a:pt x="1242203" y="288031"/>
+                                  </a:lnTo>
+                                  <a:lnTo>
+                                    <a:pt x="0" y="288031"/>
+                                  </a:lnTo>
+                                  <a:lnTo>
+                                    <a:pt x="0" y="0"/>
+                                  </a:lnTo>
+                                  <a:close/>
+                                </a:path>
+                              </a:pathLst>
+                            </a:custGeom>
+                            <a:solidFill>
+                              <a:srgbClr val="4E7282"/>
+                            </a:solidFill>
+                            <a:ln>
+                              <a:noFill/>
+                            </a:ln>
+                          </wps:spPr>
+                          <wps:txbx>
+                            <w:txbxContent>
+                              <w:p>
+                                <w:pPr>
+                                  <w:adjustRightInd w:val="0"/>
+                                  <w:snapToGrid w:val="0"/>
+                                  <w:spacing w:line="320" w:lineRule="exact"/>
+                                  <w:rPr>
+                                    <w:rFonts w:ascii="微软雅黑" w:hAnsi="微软雅黑" w:hint="eastAsia"/>
+                                    <w:color w:val="FFFFFF"/>
+                                    <w:sz w:val="24"/>
+                                    <w:szCs w:val="24"/>
+                                  </w:rPr>
+                                </w:pPr>
+                                <w:r>
+                                  <w:rPr>
+                                    <w:rFonts w:ascii="微软雅黑" w:hAnsi="微软雅黑" w:hint="eastAsia"/>
+                                    <w:color w:val="FFFFFF"/>
+                                    <w:sz w:val="24"/>
+                                    <w:szCs w:val="24"/>
+                                  </w:rPr>
+                                  <w:t>技能特长</w:t>
+                                </w:r>
+                              </w:p>
+                              <w:p>
+                                <w:pPr>
+                                  <w:adjustRightInd w:val="0"/>
+                                  <w:snapToGrid w:val="0"/>
+                                  <w:spacing w:line="320" w:lineRule="exact"/>
+                                  <w:rPr>
+                                    <w:rFonts w:ascii="微软雅黑" w:hAnsi="微软雅黑" w:hint="eastAsia"/>
+                                    <w:color w:val="FFFFFF"/>
+                                    <w:sz w:val="24"/>
+                                    <w:szCs w:val="24"/>
+                                  </w:rPr>
+                                </w:pPr>
+                              </w:p>
+                            </w:txbxContent>
+                          </wps:txbx>
+                          <wps:bodyPr rot="0" vert="horz" wrap="square" lIns="198000" tIns="0" rIns="91440" bIns="0" anchor="ctr" anchorCtr="0" upright="1">
+                            <a:noAutofit/>
+                          </wps:bodyPr>
+                        </wps:wsp>
+                        <wps:wsp>
+                          <wps:cNvPr id="16" name="直角三角形 3"/>
+                          <wps:cNvSpPr>
+                            <a:spLocks noChangeArrowheads="1"/>
+                          </wps:cNvSpPr>
+                          <wps:spPr bwMode="auto">
+                            <a:xfrm rot="10800000">
+                              <a:off x="234" y="287656"/>
+                              <a:ext cx="143935" cy="106039"/>
+                            </a:xfrm>
+                            <a:prstGeom prst="rtTriangle">
+                              <a:avLst/>
+                            </a:prstGeom>
+                            <a:solidFill>
+                              <a:srgbClr val="405E6C"/>
+                            </a:solidFill>
+                            <a:ln>
+                              <a:noFill/>
+                            </a:ln>
+                          </wps:spPr>
+                          <wps:bodyPr rot="0" vert="horz" wrap="square" lIns="91440" tIns="45720" rIns="91440" bIns="45720" anchor="t" anchorCtr="0" upright="1">
+                            <a:noAutofit/>
+                          </wps:bodyPr>
+                        </wps:wsp>
+                      </wpg:grpSp>
+                      <wps:wsp>
+                        <wps:cNvPr id="17" name="直接连接符 20"/>
+                        <wps:cNvCnPr>
+                          <a:cxnSpLocks noChangeShapeType="1"/>
+                        </wps:cNvCnPr>
+                        <wps:spPr bwMode="auto">
+                          <a:xfrm>
+                            <a:off x="133350" y="209550"/>
+                            <a:ext cx="6648450" cy="0"/>
+                          </a:xfrm>
+                          <a:prstGeom prst="line">
+                            <a:avLst/>
+                          </a:prstGeom>
+                          <a:noFill/>
+                          <a:ln w="9525" algn="ctr">
+                            <a:solidFill>
+                              <a:srgbClr val="4E7282"/>
+                            </a:solidFill>
+                            <a:round/>
+                          </a:ln>
+                        </wps:spPr>
+                        <wps:bodyPr/>
+                      </wps:wsp>
+                    </wpg:wgp>
+                  </a:graphicData>
+                </a:graphic>
+              </wp:anchor>
+            </w:drawing>
+          </mc:Choice>
+          <mc:Fallback>
+            <w:pict>
+              <v:group w14:anchorId="6EF7BFEE" id="组合 31" o:spid="_x0000_s1042" style="position:absolute;left:0;text-align:left;margin-left:-6.7pt;margin-top:13.5pt;width:534pt;height:24.4pt;z-index:251666432" coordorigin=",48" coordsize="67818,2795" o:gfxdata="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">
+                <v:group id="组合 81" o:spid="_x0000_s1043" style="position:absolute;top:48;width:12566;height:2796" coordorigin=",66" coordsize="12560,3870" o:gfxdata="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">
+                  <o:lock v:ext="edit" aspectratio="t"/>
+                  <v:shape id="任意多边形 2" o:spid="_x0000_s1044" style="position:absolute;top:66;width:12560;height:2812;visibility:visible;mso-wrap-style:square;v-text-anchor:middle" coordsize="1406296,288031" o:spt="100" o:gfxdata="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" adj="-11796480,,5400" path="m1093154,r77999,l1406296,288031r-77999,l1093154,xm1030297,r39620,l1305060,288031r-39620,l1030297,xm,l1007060,r235143,288031l,288031,,xe" fillcolor="#4e7282" stroked="f">
+                    <v:stroke joinstyle="miter"/>
+                    <v:formulas/>
+                    <v:path arrowok="t" o:connecttype="custom" o:connectlocs="871803,0;934008,0;1121537,280845;1059332,280845;821673,0;853271,0;1040800,280845;1009203,280845;0,0;803142,0;990671,280845;0,280845" o:connectangles="0,0,0,0,0,0,0,0,0,0,0,0" textboxrect="0,0,1406296,288031"/>
+                    <v:textbox inset="5.5mm,0,,0">
+                      <w:txbxContent>
+                        <w:p>
+                          <w:pPr>
+                            <w:adjustRightInd w:val="0"/>
+                            <w:snapToGrid w:val="0"/>
+                            <w:spacing w:line="320" w:lineRule="exact"/>
+                            <w:rPr>
+                              <w:rFonts w:ascii="微软雅黑" w:hAnsi="微软雅黑" w:hint="eastAsia"/>
+                              <w:color w:val="FFFFFF"/>
+                              <w:sz w:val="24"/>
+                              <w:szCs w:val="24"/>
+                            </w:rPr>
+                          </w:pPr>
+                          <w:r>
+                            <w:rPr>
+                              <w:rFonts w:ascii="微软雅黑" w:hAnsi="微软雅黑" w:hint="eastAsia"/>
+                              <w:color w:val="FFFFFF"/>
+                              <w:sz w:val="24"/>
+                              <w:szCs w:val="24"/>
+                            </w:rPr>
+                            <w:t>技能特长</w:t>
+                          </w:r>
+                        </w:p>
+                        <w:p>
+                          <w:pPr>
+                            <w:adjustRightInd w:val="0"/>
+                            <w:snapToGrid w:val="0"/>
+                            <w:spacing w:line="320" w:lineRule="exact"/>
+                            <w:rPr>
+                              <w:rFonts w:ascii="微软雅黑" w:hAnsi="微软雅黑" w:hint="eastAsia"/>
+                              <w:color w:val="FFFFFF"/>
+                              <w:sz w:val="24"/>
+                              <w:szCs w:val="24"/>
+                            </w:rPr>
+                          </w:pPr>
+                        </w:p>
+                      </w:txbxContent>
+                    </v:textbox>
+                  </v:shape>
+                  <v:shape id="直角三角形 3" o:spid="_x0000_s1045" type="#_x0000_t6" style="position:absolute;left:2;top:2876;width:1439;height:1060;rotation:180;visibility:visible;mso-wrap-style:square;v-text-anchor:top" o:gfxdata="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" fillcolor="#405e6c" stroked="f"/>
+                </v:group>
+                <v:line id="直接连接符 20" o:spid="_x0000_s1046" style="position:absolute;visibility:visible;mso-wrap-style:square" from="1333,2095" to="67818,2095" o:connectortype="straight" o:gfxdata="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" strokecolor="#4e7282"/>
+              </v:group>
+            </w:pict>
+          </mc:Fallback>
+        </mc:AlternateContent>
+      </w:r>
+    </w:p>
+    <w:p>
+      <w:pPr>
+        <w:rPr>
+          <w:rFonts w:hint="eastAsia"/>
+          <w:b/>
+          <w:bCs/>
+        </w:rPr>
+      </w:pPr>
+      <w:r>
+        <w:rPr>
+          <w:rFonts w:hint="eastAsia"/>
+          <w:b/>
+          <w:bCs/>
+        </w:rPr>
+        <w:t xml:space="preserve">个人简介：聚焦 AI 应用开发、LLM 工程化与全栈敏捷交付，具备 Python、FastAPI、RAG、LangChain、LangGraph、Supabase 等项目实践，能够围绕真实业务痛点完成从模型编排、后端服务、前端交互到云端部署上线的闭环落地；熟悉 Trae、Cursor、Copilot 等 AI 辅助开发工具驱动 MVP 快速迭代，并具备挪威 UiT 全英文交换经历与跨文化技术沟通能力。</w:t>
       </w:r>
     </w:p>
     <w:p>
@@ -4646,231 +5003,6 @@
     </w:p>
     <w:p>
       <w:pPr>
-        <w:spacing w:before="0" w:after="0" w:line="240" w:lineRule="auto"/>
-        <w:jc w:val="left"/>
-      </w:pPr>
-      <w:r/>
-      <w:r>
-        <w:rPr>
-          <w:rFonts w:ascii="微软雅黑" w:hAnsi="微软雅黑"/>
-          <w:b/>
-          <w:sz w:val="18"/>
-        </w:rPr>
-        <w:t>1. 多源文档智能检索与问答平台（项目实践）</w:t>
-      </w:r>
-    </w:p>
-    <w:p>
-      <w:pPr>
-        <w:spacing w:before="0" w:after="0" w:line="240" w:lineRule="auto"/>
-        <w:jc w:val="left"/>
-      </w:pPr>
-      <w:r/>
-      <w:r>
-        <w:rPr>
-          <w:rFonts w:ascii="微软雅黑" w:hAnsi="微软雅黑"/>
-          <w:b w:val="0"/>
-          <w:sz w:val="17"/>
-        </w:rPr>
-        <w:t>技术栈: Python, FastAPI, LangChain, LangGraph, ChromaDB, Redis, Docker</w:t>
-      </w:r>
-    </w:p>
-    <w:p>
-      <w:pPr>
-        <w:spacing w:before="0" w:after="0" w:line="240" w:lineRule="auto"/>
-        <w:jc w:val="left"/>
-      </w:pPr>
-      <w:r/>
-      <w:r>
-        <w:rPr>
-          <w:rFonts w:ascii="微软雅黑" w:hAnsi="微软雅黑"/>
-          <w:b w:val="0"/>
-          <w:sz w:val="17"/>
-        </w:rPr>
-        <w:t>- 设计混合检索与 Rerank 召回链路，结合向量检索、关键词召回与重排机制抑制长文档噪声和语义漂移，提升复杂问答的相关性与抗幻觉能力。</w:t>
-      </w:r>
-    </w:p>
-    <w:p>
-      <w:pPr>
-        <w:spacing w:before="0" w:after="0" w:line="240" w:lineRule="auto"/>
-        <w:jc w:val="left"/>
-      </w:pPr>
-      <w:r/>
-      <w:r>
-        <w:rPr>
-          <w:rFonts w:ascii="微软雅黑" w:hAnsi="微软雅黑"/>
-          <w:b w:val="0"/>
-          <w:sz w:val="17"/>
-        </w:rPr>
-        <w:t>- 引入 Redis 多轮会话缓存与上下文隔离策略，复用历史记忆并减少重复检索开销，优化高并发场景下的响应速度与对话连续性。</w:t>
-      </w:r>
-    </w:p>
-    <w:p>
-      <w:pPr>
-        <w:spacing w:before="0" w:after="0" w:line="240" w:lineRule="auto"/>
-        <w:jc w:val="left"/>
-      </w:pPr>
-      <w:r/>
-      <w:r>
-        <w:rPr>
-          <w:rFonts w:ascii="微软雅黑" w:hAnsi="微软雅黑"/>
-          <w:b w:val="0"/>
-          <w:sz w:val="17"/>
-        </w:rPr>
-        <w:t>- 封装 FastAPI 服务并完成 Docker 容器化部署，统一开发、测试与交付环境，降低环境差异带来的部署成本和维护复杂度。</w:t>
-      </w:r>
-    </w:p>
-    <w:p>
-      <w:pPr>
-        <w:spacing w:before="0" w:after="0" w:line="240" w:lineRule="auto"/>
-        <w:jc w:val="left"/>
-      </w:pPr>
-      <w:r/>
-      <w:r>
-        <w:rPr>
-          <w:rFonts w:ascii="微软雅黑" w:hAnsi="微软雅黑"/>
-          <w:b/>
-          <w:sz w:val="18"/>
-        </w:rPr>
-        <w:t>2. 基于 LangGraph 的多智能体任务编排系统（项目实践）</w:t>
-      </w:r>
-    </w:p>
-    <w:p>
-      <w:pPr>
-        <w:spacing w:before="0" w:after="0" w:line="240" w:lineRule="auto"/>
-        <w:jc w:val="left"/>
-      </w:pPr>
-      <w:r/>
-      <w:r>
-        <w:rPr>
-          <w:rFonts w:ascii="微软雅黑" w:hAnsi="微软雅黑"/>
-          <w:b w:val="0"/>
-          <w:sz w:val="17"/>
-        </w:rPr>
-        <w:t>技术栈: Python, FastAPI, LangGraph, LangChain, Pydantic, SSE</w:t>
-      </w:r>
-    </w:p>
-    <w:p>
-      <w:pPr>
-        <w:spacing w:before="0" w:after="0" w:line="240" w:lineRule="auto"/>
-        <w:jc w:val="left"/>
-      </w:pPr>
-      <w:r/>
-      <w:r>
-        <w:rPr>
-          <w:rFonts w:ascii="微软雅黑" w:hAnsi="微软雅黑"/>
-          <w:b w:val="0"/>
-          <w:sz w:val="17"/>
-        </w:rPr>
-        <w:t>- 构建基于 LangGraph State Graph 的 Planner / Router / Executor 协同架构，将任务拆解、路由决策与执行状态解耦，提升复杂任务流的可扩展性与容错性。</w:t>
-      </w:r>
-    </w:p>
-    <w:p>
-      <w:pPr>
-        <w:spacing w:before="0" w:after="0" w:line="240" w:lineRule="auto"/>
-        <w:jc w:val="left"/>
-      </w:pPr>
-      <w:r/>
-      <w:r>
-        <w:rPr>
-          <w:rFonts w:ascii="微软雅黑" w:hAnsi="微软雅黑"/>
-          <w:b w:val="0"/>
-          <w:sz w:val="17"/>
-        </w:rPr>
-        <w:t>- 使用 Pydantic 约束 Agent 间输入输出协议与状态持久化结构，减少多角色协作中的状态污染和结果不确定性，提升链路稳定性。</w:t>
-      </w:r>
-    </w:p>
-    <w:p>
-      <w:pPr>
-        <w:spacing w:before="0" w:after="0" w:line="240" w:lineRule="auto"/>
-        <w:jc w:val="left"/>
-      </w:pPr>
-      <w:r/>
-      <w:r>
-        <w:rPr>
-          <w:rFonts w:ascii="微软雅黑" w:hAnsi="微软雅黑"/>
-          <w:b w:val="0"/>
-          <w:sz w:val="17"/>
-        </w:rPr>
-        <w:t>- 实现基于 SSE 的打字机式流式响应与上下文持久化机制，缩短用户等待感知，并保持长链路任务的连续反馈体验。</w:t>
-      </w:r>
-    </w:p>
-    <w:p>
-      <w:pPr>
-        <w:spacing w:before="0" w:after="0" w:line="240" w:lineRule="auto"/>
-        <w:jc w:val="left"/>
-      </w:pPr>
-      <w:r/>
-      <w:r>
-        <w:rPr>
-          <w:rFonts w:ascii="微软雅黑" w:hAnsi="微软雅黑"/>
-          <w:b/>
-          <w:sz w:val="18"/>
-        </w:rPr>
-        <w:t>3. 《新世界庄园：破笼之宴》沉浸式 RPG 交互与数据平台（在线项目）</w:t>
-      </w:r>
-    </w:p>
-    <w:p>
-      <w:pPr>
-        <w:spacing w:before="0" w:after="0" w:line="240" w:lineRule="auto"/>
-        <w:jc w:val="left"/>
-      </w:pPr>
-      <w:r/>
-      <w:r>
-        <w:rPr>
-          <w:rFonts w:ascii="微软雅黑" w:hAnsi="微软雅黑"/>
-          <w:b w:val="0"/>
-          <w:sz w:val="17"/>
-        </w:rPr>
-        <w:t>技术栈: HTML5, CSS3, JavaScript, Supabase, Vercel, DNS / 域名工程化</w:t>
-      </w:r>
-    </w:p>
-    <w:p>
-      <w:pPr>
-        <w:spacing w:before="0" w:after="0" w:line="240" w:lineRule="auto"/>
-        <w:jc w:val="left"/>
-      </w:pPr>
-      <w:r/>
-      <w:r>
-        <w:rPr>
-          <w:rFonts w:ascii="微软雅黑" w:hAnsi="微软雅黑"/>
-          <w:b w:val="0"/>
-          <w:sz w:val="17"/>
-        </w:rPr>
-        <w:t>- 基于 Supabase 搭建 Serverless 数据底座，完成云端数据库、鉴权与 RLS 行级安全策略设计，实现交互数据的秒级响应、持久化存储与权限隔离。</w:t>
-      </w:r>
-    </w:p>
-    <w:p>
-      <w:pPr>
-        <w:spacing w:before="0" w:after="0" w:line="240" w:lineRule="auto"/>
-        <w:jc w:val="left"/>
-      </w:pPr>
-      <w:r/>
-      <w:r>
-        <w:rPr>
-          <w:rFonts w:ascii="微软雅黑" w:hAnsi="微软雅黑"/>
-          <w:b w:val="0"/>
-          <w:sz w:val="17"/>
-        </w:rPr>
-        <w:t>- 独立完成前端页面实现与 BaaS 能力接入，围绕沉浸式 RPG 场景快速迭代 MVP，验证从创意原型到在线产品的全栈敏捷交付能力。</w:t>
-      </w:r>
-    </w:p>
-    <w:p>
-      <w:pPr>
-        <w:spacing w:before="0" w:after="0" w:line="240" w:lineRule="auto"/>
-        <w:jc w:val="left"/>
-      </w:pPr>
-      <w:r/>
-      <w:r>
-        <w:rPr>
-          <w:rFonts w:ascii="微软雅黑" w:hAnsi="微软雅黑"/>
-          <w:b w:val="0"/>
-          <w:sz w:val="17"/>
-        </w:rPr>
-        <w:t>- 打通 www.xinshijie1945.com 域名解析、A/CNAME 配置、HTTPS 证书启用与 Vercel CI/CD 自动化部署链路，形成从 0 到 1 的产品上线闭环经验。</w:t>
-      </w:r>
-    </w:p>
-    <w:p>
-      <w:pPr>
         <w:rPr>
           <w:rFonts w:hint="eastAsia"/>
         </w:rPr>
@@ -5074,6 +5206,201 @@
                           </wps:spPr>
                           <wps:txbx>
                             <w:txbxContent>
+                              <w:p>
+                                <w:pPr>
+                                  <w:rPr>
+                                    <w:rFonts w:hint="eastAsia"/>
+                                  </w:rPr>
+                                </w:pPr>
+                                <w:r>
+                                  <w:rPr>
+                                    <w:rFonts w:hint="eastAsia"/>
+                                  </w:rPr>
+                                  <w:t xml:space="preserve">1. 多源文档智能检索与问答平台（项目实践）</w:t>
+                                </w:r>
+                              </w:p>
+                              <w:p>
+                                <w:pPr>
+                                  <w:rPr>
+                                    <w:rFonts w:hint="eastAsia"/>
+                                  </w:rPr>
+                                </w:pPr>
+                                <w:r>
+                                  <w:rPr>
+                                    <w:rFonts w:hint="eastAsia"/>
+                                  </w:rPr>
+                                  <w:t xml:space="preserve">技术栈: Python, FastAPI, LangChain, LangGraph, ChromaDB, Redis, Docker</w:t>
+                                </w:r>
+                              </w:p>
+                              <w:p>
+                                <w:pPr>
+                                  <w:rPr>
+                                    <w:rFonts w:hint="eastAsia"/>
+                                  </w:rPr>
+                                </w:pPr>
+                                <w:r>
+                                  <w:rPr>
+                                    <w:rFonts w:hint="eastAsia"/>
+                                  </w:rPr>
+                                  <w:t xml:space="preserve">• 设计混合检索与 Rerank 召回链路，结合向量检索、关键词召回与重排机制抑制长文档噪声和语义漂移，提升复杂问答的相关性与抗幻觉能力。</w:t>
+                                </w:r>
+                              </w:p>
+                              <w:p>
+                                <w:pPr>
+                                  <w:rPr>
+                                    <w:rFonts w:hint="eastAsia"/>
+                                  </w:rPr>
+                                </w:pPr>
+                                <w:r>
+                                  <w:rPr>
+                                    <w:rFonts w:hint="eastAsia"/>
+                                  </w:rPr>
+                                  <w:t xml:space="preserve">• 引入 Redis 多轮会话缓存与上下文隔离策略，复用历史记忆并减少重复检索开销，优化高并发场景下的响应速度与对话连续性。</w:t>
+                                </w:r>
+                              </w:p>
+                              <w:p>
+                                <w:pPr>
+                                  <w:rPr>
+                                    <w:rFonts w:hint="eastAsia"/>
+                                  </w:rPr>
+                                </w:pPr>
+                                <w:r>
+                                  <w:rPr>
+                                    <w:rFonts w:hint="eastAsia"/>
+                                  </w:rPr>
+                                  <w:t xml:space="preserve">• 封装 FastAPI 服务并完成 Docker 容器化部署，统一开发、测试与交付环境，降低环境差异带来的部署成本和维护复杂度。</w:t>
+                                </w:r>
+                              </w:p>
+                              <w:p>
+                                <w:pPr>
+                                  <w:rPr>
+                                    <w:rFonts w:hint="eastAsia"/>
+                                  </w:rPr>
+                                </w:pPr>
+                                <w:r>
+                                  <w:rPr>
+                                    <w:rFonts w:hint="eastAsia"/>
+                                  </w:rPr>
+                                  <w:t xml:space="preserve">2. 基于 LangGraph 的多智能体任务编排系统（项目实践）</w:t>
+                                </w:r>
+                              </w:p>
+                              <w:p>
+                                <w:pPr>
+                                  <w:rPr>
+                                    <w:rFonts w:hint="eastAsia"/>
+                                  </w:rPr>
+                                </w:pPr>
+                                <w:r>
+                                  <w:rPr>
+                                    <w:rFonts w:hint="eastAsia"/>
+                                  </w:rPr>
+                                  <w:t xml:space="preserve">技术栈: Python, FastAPI, LangGraph, LangChain, Pydantic, SSE</w:t>
+                                </w:r>
+                              </w:p>
+                              <w:p>
+                                <w:pPr>
+                                  <w:rPr>
+                                    <w:rFonts w:hint="eastAsia"/>
+                                  </w:rPr>
+                                </w:pPr>
+                                <w:r>
+                                  <w:rPr>
+                                    <w:rFonts w:hint="eastAsia"/>
+                                  </w:rPr>
+                                  <w:t xml:space="preserve">• 构建基于 LangGraph State Graph 的 Planner / Router / Executor 协同架构，将任务拆解、路由决策与执行状态解耦，提升复杂任务流的可扩展性与容错性。</w:t>
+                                </w:r>
+                              </w:p>
+                              <w:p>
+                                <w:pPr>
+                                  <w:rPr>
+                                    <w:rFonts w:hint="eastAsia"/>
+                                  </w:rPr>
+                                </w:pPr>
+                                <w:r>
+                                  <w:rPr>
+                                    <w:rFonts w:hint="eastAsia"/>
+                                  </w:rPr>
+                                  <w:t xml:space="preserve">• 使用 Pydantic 约束 Agent 间输入输出协议与状态持久化结构，减少多角色协作中的状态污染和结果不确定性，提升链路稳定性。</w:t>
+                                </w:r>
+                              </w:p>
+                              <w:p>
+                                <w:pPr>
+                                  <w:rPr>
+                                    <w:rFonts w:hint="eastAsia"/>
+                                  </w:rPr>
+                                </w:pPr>
+                                <w:r>
+                                  <w:rPr>
+                                    <w:rFonts w:hint="eastAsia"/>
+                                  </w:rPr>
+                                  <w:t xml:space="preserve">• 实现基于 SSE 的打字机式流式响应与上下文持久化机制，缩短用户等待感知，并保持长链路任务的连续反馈体验。</w:t>
+                                </w:r>
+                              </w:p>
+                              <w:p>
+                                <w:pPr>
+                                  <w:rPr>
+                                    <w:rFonts w:hint="eastAsia"/>
+                                  </w:rPr>
+                                </w:pPr>
+                                <w:r>
+                                  <w:rPr>
+                                    <w:rFonts w:hint="eastAsia"/>
+                                  </w:rPr>
+                                  <w:t xml:space="preserve">3. 《新世界庄园：破笼之宴》沉浸式 RPG 交互与数据平台（在线项目）</w:t>
+                                </w:r>
+                              </w:p>
+                              <w:p>
+                                <w:pPr>
+                                  <w:rPr>
+                                    <w:rFonts w:hint="eastAsia"/>
+                                  </w:rPr>
+                                </w:pPr>
+                                <w:r>
+                                  <w:rPr>
+                                    <w:rFonts w:hint="eastAsia"/>
+                                  </w:rPr>
+                                  <w:t xml:space="preserve">技术栈: HTML5, CSS3, JavaScript, Supabase, Vercel, DNS / 域名工程化</w:t>
+                                </w:r>
+                              </w:p>
+                              <w:p>
+                                <w:pPr>
+                                  <w:rPr>
+                                    <w:rFonts w:hint="eastAsia"/>
+                                  </w:rPr>
+                                </w:pPr>
+                                <w:r>
+                                  <w:rPr>
+                                    <w:rFonts w:hint="eastAsia"/>
+                                  </w:rPr>
+                                  <w:t xml:space="preserve">• 基于 Supabase 搭建 Serverless 数据底座，完成云端数据库、鉴权与 RLS 行级安全策略设计，实现交互数据的秒级响应、持久化存储与权限隔离。</w:t>
+                                </w:r>
+                              </w:p>
+                              <w:p>
+                                <w:pPr>
+                                  <w:rPr>
+                                    <w:rFonts w:hint="eastAsia"/>
+                                  </w:rPr>
+                                </w:pPr>
+                                <w:r>
+                                  <w:rPr>
+                                    <w:rFonts w:hint="eastAsia"/>
+                                  </w:rPr>
+                                  <w:t xml:space="preserve">• 独立完成前端页面实现与 BaaS 能力接入，围绕沉浸式 RPG 场景快速迭代 MVP，验证从创意原型到在线产品的全栈敏捷交付能力。</w:t>
+                                </w:r>
+                              </w:p>
+                              <w:p>
+                                <w:pPr>
+                                  <w:rPr>
+                                    <w:rFonts w:hint="eastAsia"/>
+                                  </w:rPr>
+                                </w:pPr>
+                                <w:r>
+                                  <w:rPr>
+                                    <w:rFonts w:hint="eastAsia"/>
+                                  </w:rPr>
+                                  <w:t xml:space="preserve">• 打通 www.xinshijie1945.com 域名解析、A/CNAME 配置、HTTPS 证书启用与 Vercel CI/CD 自动化部署链路，形成从 0 到 1 的产品上线闭环经验。</w:t>
+                                </w:r>
+                              </w:p>
                               <w:p>
                                 <w:pPr>
                                   <w:adjustRightInd w:val="0"/>

--- a/个人简历.docx
+++ b/个人简历.docx
@@ -1357,7 +1357,7 @@
         <mc:AlternateContent>
           <mc:Choice Requires="wps">
             <w:drawing>
-              <wp:anchor distT="0" distB="0" distL="114300" distR="114300" simplePos="0" relativeHeight="251661312" behindDoc="0" locked="0" layoutInCell="1" allowOverlap="1" wp14:anchorId="3030C4E8" wp14:editId="59FECE2F">
+              <wp:anchor distT="0" distB="0" distL="114300" distR="114300" simplePos="0" relativeHeight="251661312" behindDoc="0" locked="0" layoutInCell="1" allowOverlap="1" wp14:anchorId="3030C4E8" wp14:editId="4E9D0A65">
                 <wp:simplePos x="0" y="0"/>
                 <wp:positionH relativeFrom="column">
                   <wp:posOffset>5314950</wp:posOffset>
@@ -1366,7 +1366,7 @@
                   <wp:posOffset>409575</wp:posOffset>
                 </wp:positionV>
                 <wp:extent cx="281305" cy="287655"/>
-                <wp:effectExtent l="0" t="0" r="0" b="0"/>
+                <wp:effectExtent l="0" t="0" r="4445" b="0"/>
                 <wp:wrapNone/>
                 <wp:docPr id="10" name="Freeform 13"/>
                 <wp:cNvGraphicFramePr>
@@ -1848,6 +1848,15 @@
                           <a:noFill/>
                         </a:ln>
                       </wps:spPr>
+                      <wps:txbx>
+                        <w:txbxContent>
+                          <w:p>
+                            <w:pPr>
+                              <w:jc w:val="center"/>
+                            </w:pPr>
+                          </w:p>
+                        </w:txbxContent>
+                      </wps:txbx>
                       <wps:bodyPr vert="horz" wrap="square" lIns="91440" tIns="45720" rIns="91440" bIns="45720" numCol="1" anchor="t" anchorCtr="0" compatLnSpc="1"/>
                     </wps:wsp>
                   </a:graphicData>
@@ -1855,14 +1864,23 @@
               </wp:anchor>
             </w:drawing>
           </mc:Choice>
-          <mc:Fallback xmlns:wpsCustomData="http://www.wps.cn/officeDocument/2013/wpsCustomData">
+          <mc:Fallback>
             <w:pict>
-              <v:shape id="Freeform 13" o:spid="_x0000_s1026" o:spt="100" style="position:absolute;left:0pt;margin-left:418.5pt;margin-top:32.25pt;height:22.65pt;width:22.15pt;mso-position-vertical-relative:page;z-index:251661312;mso-width-relative:page;mso-height-relative:page;" fillcolor="#C19F67" filled="t" stroked="f" coordsize="192,196" o:gfxdata="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" path="m0,98c0,44,43,0,96,0c149,0,192,44,192,98c192,152,149,196,96,196c43,196,0,152,0,98xm167,69c167,69,167,69,167,69c172,70,172,73,168,74c168,74,168,74,101,97c97,99,98,99,94,97c94,97,94,97,59,86c59,86,59,86,98,70c99,69,100,67,99,65c99,65,99,65,99,65c99,63,97,63,95,63c95,63,95,63,49,82c49,82,49,82,49,83c43,87,41,94,40,103c43,104,44,106,44,109c44,112,43,114,41,115c42,130,44,146,31,152c27,150,24,149,20,146c29,134,32,124,34,116c31,114,29,112,29,109c29,106,31,103,34,102c34,94,35,87,42,80c42,80,42,80,26,74c21,73,21,70,26,69c26,69,26,69,93,45c97,44,96,44,101,45c101,45,101,45,167,69xm94,106c94,106,94,106,94,106c98,108,96,108,101,106c101,106,101,106,144,92c144,92,144,92,144,115c144,117,143,120,140,121c113,136,80,136,55,123c54,122,53,120,52,119c54,117,55,114,55,111c55,108,54,105,51,103c51,103,51,103,51,92c51,92,51,92,94,106xm94,106c94,106,94,106,94,106e">
-                <v:path o:connectlocs="0,143827;140652,0;281305,143827;140652,287655;0,143827;244676,101266;244676,101266;246141,108604;147978,142359;137722,142359;86442,126215;143582,102733;145047,95395;145047,95395;139187,92460;71791,120345;71791,121813;58605,151165;64465,159971;60070,168777;45419,223079;29302,214273;49814,170244;42488,159971;49814,149698;61535,117410;38093,108604;38093,101266;136257,66043;147978,66043;244676,101266;137722,155568;137722,155568;147978,155568;210978,135021;210978,168777;205118,177582;80582,180518;76186,174647;80582,162906;74721,151165;74721,135021;137722,155568;137722,155568;137722,155568" o:connectangles="0,0,0,0,0,0,0,0,0,0,0,0,0,0,0,0,0,0,0,0,0,0,0,0,0,0,0,0,0,0,0,0,0,0,0,0,0,0,0,0,0,0,0,0,0"/>
-                <v:fill on="t" focussize="0,0"/>
-                <v:stroke on="f"/>
-                <v:imagedata o:title=""/>
-                <o:lock v:ext="edit" aspectratio="t"/>
+              <v:shape w14:anchorId="3030C4E8" id="Freeform 13" o:spid="_x0000_s1039" style="position:absolute;left:0;text-align:left;margin-left:418.5pt;margin-top:32.25pt;width:22.15pt;height:22.65pt;z-index:251661312;visibility:visible;mso-wrap-style:square;mso-wrap-distance-left:9pt;mso-wrap-distance-top:0;mso-wrap-distance-right:9pt;mso-wrap-distance-bottom:0;mso-position-horizontal:absolute;mso-position-horizontal-relative:text;mso-position-vertical:absolute;mso-position-vertical-relative:page;v-text-anchor:top" coordsize="192,196" o:spt="100" o:gfxdata="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" adj="-11796480,,5400" path="m,98c,44,43,,96,v53,,96,44,96,98c192,152,149,196,96,196,43,196,,152,,98xm167,69v,,,,,c172,70,172,73,168,74v,,,,-67,23c97,99,98,99,94,97v,,,,-35,-11c59,86,59,86,98,70v1,-1,2,-3,1,-5c99,65,99,65,99,65v,-2,-2,-2,-4,-2c95,63,95,63,49,82v,,,,,1c43,87,41,94,40,103v3,1,4,3,4,6c44,112,43,114,41,115v1,15,3,31,-10,37c27,150,24,149,20,146v9,-12,12,-22,14,-30c31,114,29,112,29,109v,-3,2,-6,5,-7c34,94,35,87,42,80v,,,,-16,-6c21,73,21,70,26,69v,,,,67,-24c97,44,96,44,101,45v,,,,66,24xm94,106v,,,,,c98,108,96,108,101,106v,,,,43,-14c144,92,144,92,144,115v,2,-1,5,-4,6c113,136,80,136,55,123v-1,-1,-2,-3,-3,-4c54,117,55,114,55,111v,-3,-1,-6,-4,-8c51,103,51,103,51,92v,,,,43,14xm94,106v,,,,,e" fillcolor="#c19f67" stroked="f">
+                <v:stroke joinstyle="miter"/>
+                <v:formulas/>
+                <v:path arrowok="t" o:connecttype="custom" o:connectlocs="0,143828;140653,0;281305,143828;140653,287655;0,143828;244677,101266;244677,101266;246142,108604;147978,142360;137722,142360;86443,126216;143583,102734;145048,95396;145048,95396;139187,92461;71791,120345;71791,121813;58605,151166;64466,159971;60070,168777;45419,223079;29303,214274;49814,170245;42489,159971;49814,149698;61535,117410;38093,108604;38093,101266;136257,66043;147978,66043;244677,101266;137722,155569;137722,155569;147978,155569;210979,135022;210979,168777;205118,177583;80582,180518;76187,174648;80582,162907;74722,151166;74722,135022;137722,155569;137722,155569;137722,155569" o:connectangles="0,0,0,0,0,0,0,0,0,0,0,0,0,0,0,0,0,0,0,0,0,0,0,0,0,0,0,0,0,0,0,0,0,0,0,0,0,0,0,0,0,0,0,0,0" textboxrect="0,0,192,196"/>
+                <o:lock v:ext="edit" aspectratio="t" verticies="t"/>
+                <v:textbox>
+                  <w:txbxContent>
+                    <w:p>
+                      <w:pPr>
+                        <w:jc w:val="center"/>
+                      </w:pPr>
+                    </w:p>
+                  </w:txbxContent>
+                </v:textbox>
+                <w10:wrap anchory="page"/>
               </v:shape>
             </w:pict>
           </mc:Fallback>
@@ -1875,7 +1893,7 @@
         <mc:AlternateContent>
           <mc:Choice Requires="wps">
             <w:drawing>
-              <wp:anchor distT="0" distB="0" distL="114300" distR="114300" simplePos="0" relativeHeight="251660288" behindDoc="0" locked="0" layoutInCell="1" allowOverlap="1" wp14:anchorId="1F38D7BA" wp14:editId="62B8B2EA">
+              <wp:anchor distT="0" distB="0" distL="114300" distR="114300" simplePos="0" relativeHeight="251660288" behindDoc="0" locked="0" layoutInCell="1" allowOverlap="1" wp14:anchorId="1F38D7BA" wp14:editId="0B5E1280">
                 <wp:simplePos x="0" y="0"/>
                 <wp:positionH relativeFrom="column">
                   <wp:posOffset>5762625</wp:posOffset>
@@ -1884,7 +1902,7 @@
                   <wp:posOffset>409575</wp:posOffset>
                 </wp:positionV>
                 <wp:extent cx="280035" cy="287655"/>
-                <wp:effectExtent l="0" t="0" r="0" b="0"/>
+                <wp:effectExtent l="0" t="0" r="5715" b="0"/>
                 <wp:wrapNone/>
                 <wp:docPr id="9" name="Freeform 9"/>
                 <wp:cNvGraphicFramePr>
@@ -2504,6 +2522,15 @@
                           <a:noFill/>
                         </a:ln>
                       </wps:spPr>
+                      <wps:txbx>
+                        <w:txbxContent>
+                          <w:p>
+                            <w:pPr>
+                              <w:jc w:val="center"/>
+                            </w:pPr>
+                          </w:p>
+                        </w:txbxContent>
+                      </wps:txbx>
                       <wps:bodyPr vert="horz" wrap="square" lIns="91440" tIns="45720" rIns="91440" bIns="45720" numCol="1" anchor="t" anchorCtr="0" compatLnSpc="1"/>
                     </wps:wsp>
                   </a:graphicData>
@@ -2511,14 +2538,23 @@
               </wp:anchor>
             </w:drawing>
           </mc:Choice>
-          <mc:Fallback xmlns:wpsCustomData="http://www.wps.cn/officeDocument/2013/wpsCustomData">
+          <mc:Fallback>
             <w:pict>
-              <v:shape id="Freeform 9" o:spid="_x0000_s1026" o:spt="100" style="position:absolute;left:0pt;margin-left:453.75pt;margin-top:32.25pt;height:22.65pt;width:22.05pt;mso-position-vertical-relative:page;z-index:251660288;mso-width-relative:page;mso-height-relative:page;" fillcolor="#C19F67" filled="t" stroked="f" coordsize="191,196" o:gfxdata="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" path="m0,98c0,44,43,0,96,0c149,0,191,44,191,98c191,152,149,196,96,196c43,196,0,152,0,98xm84,105c84,105,84,105,84,109c84,115,88,113,88,113c88,113,88,113,102,113c106,113,105,109,105,109c105,109,105,109,105,105c105,101,102,101,102,101c102,101,102,101,88,101c83,101,84,105,84,105xm72,63c72,63,72,63,117,63c117,63,117,63,147,63c152,63,151,68,151,68c151,68,151,68,151,88c151,88,151,88,116,103c116,103,116,103,110,103c110,103,110,103,110,99c110,95,105,96,105,96c105,96,105,96,82,96c80,96,79,99,79,99c79,99,79,99,79,103c79,103,79,103,74,103c74,103,74,103,40,88c40,88,40,88,40,69c40,62,43,63,43,63c43,63,43,63,72,63xm109,63c109,63,109,63,117,63c117,63,117,63,118,50c118,44,111,45,111,45c111,45,111,45,78,45c72,46,72,50,72,50c72,50,72,50,72,63c72,63,72,63,81,63c81,63,81,63,81,56c81,52,83,52,83,52c83,52,83,52,107,52c110,52,109,56,109,56c109,56,109,56,109,63xm151,92c151,92,151,92,110,108c110,108,110,108,110,113c110,119,105,119,105,119c105,119,105,119,84,119c80,119,80,113,80,113c80,113,80,113,80,108c80,108,80,108,40,92c40,92,40,92,40,146c40,152,44,151,44,151c44,151,44,151,145,151c151,151,151,145,151,145c151,145,151,145,151,92xm151,92c151,92,151,92,151,92e">
-                <v:path o:connectlocs="0,143827;140750,0;280035,143827;140750,287655;0,143827;123156,154100;123156,159971;129021,165841;149547,165841;153945,159971;153945,154100;149547,148230;129021,148230;123156,154100;105562,92460;171539,92460;215524,92460;221388,99798;221388,129151;170073,151165;161276,151165;161276,145295;153945,140892;120224,140892;115825,145295;115825,151165;108495,151165;58646,129151;58646,101266;63044,92460;105562,92460;159810,92460;171539,92460;173005,73381;162742,66043;114359,66043;105562,73381;105562,92460;118758,92460;118758,82187;121690,76316;156878,76316;159810,82187;159810,92460;221388,135021;161276,158503;161276,165841;153945,174647;123156,174647;117292,165841;117292,158503;58646,135021;58646,214273;64510,221611;212592,221611;221388,212805;221388,135021;221388,135021;221388,135021" o:connectangles="0,0,0,0,0,0,0,0,0,0,0,0,0,0,0,0,0,0,0,0,0,0,0,0,0,0,0,0,0,0,0,0,0,0,0,0,0,0,0,0,0,0,0,0,0,0,0,0,0,0,0,0,0,0,0,0,0,0,0"/>
-                <v:fill on="t" focussize="0,0"/>
-                <v:stroke on="f"/>
-                <v:imagedata o:title=""/>
-                <o:lock v:ext="edit" aspectratio="t"/>
+              <v:shape w14:anchorId="1F38D7BA" id="Freeform 9" o:spid="_x0000_s1040" style="position:absolute;left:0;text-align:left;margin-left:453.75pt;margin-top:32.25pt;width:22.05pt;height:22.65pt;z-index:251660288;visibility:visible;mso-wrap-style:square;mso-wrap-distance-left:9pt;mso-wrap-distance-top:0;mso-wrap-distance-right:9pt;mso-wrap-distance-bottom:0;mso-position-horizontal:absolute;mso-position-horizontal-relative:text;mso-position-vertical:absolute;mso-position-vertical-relative:page;v-text-anchor:top" coordsize="191,196" o:spt="100" o:gfxdata="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" adj="-11796480,,5400" path="m,98c,44,43,,96,v53,,95,44,95,98c191,152,149,196,96,196,43,196,,152,,98xm84,105v,,,,,4c84,115,88,113,88,113v,,,,14,c106,113,105,109,105,109v,,,,,-4c105,101,102,101,102,101v,,,,-14,c83,101,84,105,84,105xm72,63v,,,,45,c117,63,117,63,147,63v5,,4,5,4,5c151,68,151,68,151,88v,,,,-35,15c116,103,116,103,110,103v,,,,,-4c110,95,105,96,105,96v,,,,-23,c80,96,79,99,79,99v,,,,,4c79,103,79,103,74,103v,,,,-34,-15c40,88,40,88,40,69v,-7,3,-6,3,-6c43,63,43,63,72,63xm109,63v,,,,8,c117,63,117,63,118,50v,-6,-7,-5,-7,-5c111,45,111,45,78,45v-6,1,-6,5,-6,5c72,50,72,50,72,63v,,,,9,c81,63,81,63,81,56v,-4,2,-4,2,-4c83,52,83,52,107,52v3,,2,4,2,4c109,56,109,56,109,63xm151,92v,,,,-41,16c110,108,110,108,110,113v,6,-5,6,-5,6c105,119,105,119,84,119v-4,,-4,-6,-4,-6c80,113,80,113,80,108v,,,,-40,-16c40,92,40,92,40,146v,6,4,5,4,5c44,151,44,151,145,151v6,,6,-6,6,-6c151,145,151,145,151,92xm151,92v,,,,,e" fillcolor="#c19f67" stroked="f">
+                <v:stroke joinstyle="miter"/>
+                <v:formulas/>
+                <v:path arrowok="t" o:connecttype="custom" o:connectlocs="0,143828;140751,0;280035,143828;140751,287655;0,143828;123157,154101;123157,159971;129021,165842;149547,165842;153946,159971;153946,154101;149547,148230;129021,148230;123157,154101;105563,92461;171540,92461;215524,92461;221389,99799;221389,129151;170074,151166;161277,151166;161277,145295;153946,140892;120224,140892;115826,145295;115826,151166;108495,151166;58646,129151;58646,101266;63045,92461;105563,92461;159811,92461;171540,92461;173006,73381;162743,66043;114360,66043;105563,73381;105563,92461;118758,92461;118758,82187;121691,76317;156878,76317;159811,82187;159811,92461;221389,135022;161277,158504;161277,165842;153946,174648;123157,174648;117292,165842;117292,158504;58646,135022;58646,214274;64511,221612;212592,221612;221389,212806;221389,135022;221389,135022;221389,135022" o:connectangles="0,0,0,0,0,0,0,0,0,0,0,0,0,0,0,0,0,0,0,0,0,0,0,0,0,0,0,0,0,0,0,0,0,0,0,0,0,0,0,0,0,0,0,0,0,0,0,0,0,0,0,0,0,0,0,0,0,0,0" textboxrect="0,0,191,196"/>
+                <o:lock v:ext="edit" aspectratio="t" verticies="t"/>
+                <v:textbox>
+                  <w:txbxContent>
+                    <w:p>
+                      <w:pPr>
+                        <w:jc w:val="center"/>
+                      </w:pPr>
+                    </w:p>
+                  </w:txbxContent>
+                </v:textbox>
+                <w10:wrap anchory="page"/>
               </v:shape>
             </w:pict>
           </mc:Fallback>
@@ -2531,7 +2567,7 @@
         <mc:AlternateContent>
           <mc:Choice Requires="wps">
             <w:drawing>
-              <wp:anchor distT="0" distB="0" distL="114300" distR="114300" simplePos="0" relativeHeight="251659264" behindDoc="0" locked="0" layoutInCell="1" allowOverlap="1" wp14:anchorId="62B4ABA0" wp14:editId="4828F330">
+              <wp:anchor distT="0" distB="0" distL="114300" distR="114300" simplePos="0" relativeHeight="251659264" behindDoc="0" locked="0" layoutInCell="1" allowOverlap="1" wp14:anchorId="62B4ABA0" wp14:editId="47B7B656">
                 <wp:simplePos x="0" y="0"/>
                 <wp:positionH relativeFrom="column">
                   <wp:posOffset>6210300</wp:posOffset>
@@ -3124,6 +3160,15 @@
                           <a:noFill/>
                         </a:ln>
                       </wps:spPr>
+                      <wps:txbx>
+                        <w:txbxContent>
+                          <w:p>
+                            <w:pPr>
+                              <w:jc w:val="center"/>
+                            </w:pPr>
+                          </w:p>
+                        </w:txbxContent>
+                      </wps:txbx>
                       <wps:bodyPr vert="horz" wrap="square" lIns="91440" tIns="45720" rIns="91440" bIns="45720" numCol="1" anchor="t" anchorCtr="0" compatLnSpc="1"/>
                     </wps:wsp>
                   </a:graphicData>
@@ -3131,14 +3176,23 @@
               </wp:anchor>
             </w:drawing>
           </mc:Choice>
-          <mc:Fallback xmlns:wpsCustomData="http://www.wps.cn/officeDocument/2013/wpsCustomData">
+          <mc:Fallback>
             <w:pict>
-              <v:shape id="Freeform 9" o:spid="_x0000_s1026" o:spt="100" style="position:absolute;left:0pt;margin-left:489pt;margin-top:32.25pt;height:22.65pt;width:22.65pt;mso-position-vertical-relative:page;z-index:251659264;mso-width-relative:page;mso-height-relative:page;" fillcolor="#C19F67" filled="t" stroked="f" coordsize="264,264" o:gfxdata="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" path="m0,132c0,59,59,0,132,0c205,0,264,59,264,132c264,205,205,264,132,264c59,264,0,205,0,132xm117,59c118,59,118,59,118,59c134,59,149,59,164,59c164,59,164,59,164,59c166,59,167,59,167,60c167,61,167,61,167,61c167,87,167,114,167,139c167,140,167,141,167,141c167,144,169,146,172,146c176,146,178,144,178,140c178,114,178,87,178,61c178,58,178,55,176,52c173,48,169,47,164,47c143,47,121,47,99,47c98,47,96,47,94,47c91,47,88,48,85,51c83,54,81,57,81,61c82,87,82,114,82,140c82,149,82,159,81,168c81,170,82,172,84,174c97,186,109,199,122,211c123,213,125,214,127,215c132,217,137,215,141,211c153,199,166,187,178,174c180,173,181,171,181,169c182,167,182,166,181,164c179,162,177,162,175,162c148,162,122,162,94,162c94,162,94,162,93,162c93,161,93,161,93,160c93,128,93,94,93,61c93,61,93,61,93,61c94,59,94,59,96,59c98,59,101,59,104,59c104,59,104,59,105,59c105,59,105,59,105,60c105,87,105,113,105,139c105,140,106,141,106,141c106,144,107,145,109,146c111,147,113,146,115,145c117,144,117,142,117,139c117,113,117,87,117,60c117,59,117,59,117,59xm101,174c121,174,141,174,162,174c162,174,162,174,162,174c152,184,142,194,132,203c132,204,132,204,130,203c121,194,111,184,101,174c101,174,101,174,101,174xe">
-                <v:path o:connectlocs="0,143827;143827,0;287655,143827;143827,287655;0,143827;127483,64286;128573,64286;178694,64286;178694,64286;181963,65376;181963,66465;181963,151454;181963,153633;187411,159081;193949,152544;193949,66465;191770,56659;178694,51211;107870,51211;102422,51211;92616,55569;88257,66465;89347,152544;88257,183053;91526,189590;132931,229906;138379,234264;153633,229906;193949,189590;197218,184142;197218,178694;190680,176515;102422,176515;101333,176515;101333,174336;101333,66465;101333,66465;104601,64286;113318,64286;114408,64286;114408,65376;114408,151454;115497,153633;118766,159081;125304,157992;127483,151454;127483,65376;127483,64286;110049,189590;176515,189590;176515,189590;143827,221189;141648,221189;110049,189590;110049,189590" o:connectangles="0,0,0,0,0,0,0,0,0,0,0,0,0,0,0,0,0,0,0,0,0,0,0,0,0,0,0,0,0,0,0,0,0,0,0,0,0,0,0,0,0,0,0,0,0,0,0,0,0,0,0,0,0,0,0"/>
-                <v:fill on="t" focussize="0,0"/>
-                <v:stroke on="f"/>
-                <v:imagedata o:title=""/>
-                <o:lock v:ext="edit" aspectratio="t"/>
+              <v:shape w14:anchorId="62B4ABA0" id="_x0000_s1041" style="position:absolute;left:0;text-align:left;margin-left:489pt;margin-top:32.25pt;width:22.65pt;height:22.65pt;z-index:251659264;visibility:visible;mso-wrap-style:square;mso-wrap-distance-left:9pt;mso-wrap-distance-top:0;mso-wrap-distance-right:9pt;mso-wrap-distance-bottom:0;mso-position-horizontal:absolute;mso-position-horizontal-relative:text;mso-position-vertical:absolute;mso-position-vertical-relative:page;v-text-anchor:top" coordsize="264,264" o:spt="100" o:gfxdata="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" adj="-11796480,,5400" path="m,132c,59,59,,132,v73,,132,59,132,132c264,205,205,264,132,264,59,264,,205,,132xm117,59v1,,1,,1,c134,59,149,59,164,59v,,,,,c166,59,167,59,167,60v,1,,1,,1c167,87,167,114,167,139v,1,,2,,2c167,144,169,146,172,146v4,,6,-2,6,-6c178,114,178,87,178,61v,-3,,-6,-2,-9c173,48,169,47,164,47v-21,,-43,,-65,c98,47,96,47,94,47v-3,,-6,1,-9,4c83,54,81,57,81,61v1,26,1,53,1,79c82,149,82,159,81,168v,2,1,4,3,6c97,186,109,199,122,211v1,2,3,3,5,4c132,217,137,215,141,211v12,-12,25,-24,37,-37c180,173,181,171,181,169v1,-2,1,-3,,-5c179,162,177,162,175,162v-27,,-53,,-81,c94,162,94,162,93,162v,-1,,-1,,-2c93,128,93,94,93,61v,,,,,c94,59,94,59,96,59v2,,5,,8,c104,59,104,59,105,59v,,,,,1c105,87,105,113,105,139v,1,1,2,1,2c106,144,107,145,109,146v2,1,4,,6,-1c117,144,117,142,117,139v,-26,,-52,,-79c117,59,117,59,117,59xm101,174v20,,40,,61,c162,174,162,174,162,174v-10,10,-20,20,-30,29c132,204,132,204,130,203v-9,-9,-19,-19,-29,-29c101,174,101,174,101,174xe" fillcolor="#c19f67" stroked="f">
+                <v:stroke joinstyle="miter"/>
+                <v:formulas/>
+                <v:path arrowok="t" o:connecttype="custom" o:connectlocs="0,143828;143828,0;287655,143828;143828,287655;0,143828;127483,64287;128573,64287;178695,64287;178695,64287;181964,65376;181964,66466;181964,151455;181964,153634;187412,159082;193949,152544;193949,66466;191770,56659;178695,51211;107871,51211;102423,51211;92616,55570;88258,66466;89347,152544;88258,183053;91527,189591;132931,229906;138379,234264;153634,229906;193949,189591;197218,184143;197218,178695;190680,176516;102423,176516;101333,176516;101333,174336;101333,66466;101333,66466;104602,64287;113319,64287;114408,64287;114408,65376;114408,151455;115498,153634;118767,159082;125304,157992;127483,151455;127483,65376;127483,64287;110050,189591;176516,189591;176516,189591;143828,221189;141648,221189;110050,189591;110050,189591" o:connectangles="0,0,0,0,0,0,0,0,0,0,0,0,0,0,0,0,0,0,0,0,0,0,0,0,0,0,0,0,0,0,0,0,0,0,0,0,0,0,0,0,0,0,0,0,0,0,0,0,0,0,0,0,0,0,0" textboxrect="0,0,264,264"/>
+                <o:lock v:ext="edit" aspectratio="t" verticies="t"/>
+                <v:textbox>
+                  <w:txbxContent>
+                    <w:p>
+                      <w:pPr>
+                        <w:jc w:val="center"/>
+                      </w:pPr>
+                    </w:p>
+                  </w:txbxContent>
+                </v:textbox>
+                <w10:wrap anchory="page"/>
               </v:shape>
             </w:pict>
           </mc:Fallback>
@@ -3352,7 +3406,7 @@
                                     </pic:cNvPicPr>
                                   </pic:nvPicPr>
                                   <pic:blipFill>
-                                    <a:blip r:embed="rId9"/>
+                                    <a:blip r:embed="rId11"/>
                                     <a:stretch>
                                       <a:fillRect/>
                                     </a:stretch>
@@ -3393,7 +3447,7 @@
                                     <pic:cNvPicPr/>
                                   </pic:nvPicPr>
                                   <pic:blipFill>
-                                    <a:blip r:embed="rId10">
+                                    <a:blip r:embed="rId12">
                                       <a:extLst>
                                         <a:ext uri="{28A0092B-C50C-407E-A947-70E740481C1C}">
                                           <a14:useLocalDpi xmlns:a14="http://schemas.microsoft.com/office/drawing/2010/main" val="0"/>
@@ -3735,7 +3789,21 @@
                                 <w:rFonts w:ascii="微软雅黑" w:hAnsi="微软雅黑" w:hint="eastAsia"/>
                                 <w:color w:val="262626" w:themeColor="text1" w:themeTint="D9"/>
                               </w:rPr>
-                              <w:t>姓    名： 朱轩慧</w:t>
+                              <w:t>姓    名：</w:t>
+                            </w:r>
+                            <w:r>
+                              <w:rPr>
+                                <w:rFonts w:ascii="微软雅黑" w:hAnsi="微软雅黑" w:hint="eastAsia"/>
+                                <w:color w:val="262626" w:themeColor="text1" w:themeTint="D9"/>
+                              </w:rPr>
+                              <w:t xml:space="preserve"> </w:t>
+                            </w:r>
+                            <w:r>
+                              <w:rPr>
+                                <w:rFonts w:ascii="微软雅黑" w:hAnsi="微软雅黑" w:hint="eastAsia"/>
+                                <w:color w:val="262626" w:themeColor="text1" w:themeTint="D9"/>
+                              </w:rPr>
+                              <w:t>朱轩慧</w:t>
                             </w:r>
                           </w:p>
                           <w:p>
@@ -3751,7 +3819,21 @@
                                 <w:rFonts w:ascii="微软雅黑" w:hAnsi="微软雅黑" w:hint="eastAsia"/>
                                 <w:color w:val="262626" w:themeColor="text1" w:themeTint="D9"/>
                               </w:rPr>
-                              <w:t>民    族： 汉族</w:t>
+                              <w:t>民    族：</w:t>
+                            </w:r>
+                            <w:r>
+                              <w:rPr>
+                                <w:rFonts w:ascii="微软雅黑" w:hAnsi="微软雅黑" w:hint="eastAsia"/>
+                                <w:color w:val="262626" w:themeColor="text1" w:themeTint="D9"/>
+                              </w:rPr>
+                              <w:t xml:space="preserve"> </w:t>
+                            </w:r>
+                            <w:r>
+                              <w:rPr>
+                                <w:rFonts w:ascii="微软雅黑" w:hAnsi="微软雅黑" w:hint="eastAsia"/>
+                                <w:color w:val="262626" w:themeColor="text1" w:themeTint="D9"/>
+                              </w:rPr>
+                              <w:t>汉族</w:t>
                             </w:r>
                           </w:p>
                           <w:p>
@@ -3767,7 +3849,14 @@
                                 <w:rFonts w:ascii="微软雅黑" w:hAnsi="微软雅黑" w:hint="eastAsia"/>
                                 <w:color w:val="262626" w:themeColor="text1" w:themeTint="D9"/>
                               </w:rPr>
-                              <w:t>电    话：132****7105</w:t>
+                              <w:t>电    话：</w:t>
+                            </w:r>
+                            <w:r>
+                              <w:rPr>
+                                <w:rFonts w:ascii="微软雅黑" w:hAnsi="微软雅黑" w:hint="eastAsia"/>
+                                <w:color w:val="262626" w:themeColor="text1" w:themeTint="D9"/>
+                              </w:rPr>
+                              <w:t>13201217105</w:t>
                             </w:r>
                           </w:p>
                           <w:p>
@@ -3783,7 +3872,28 @@
                                 <w:rFonts w:ascii="微软雅黑" w:hAnsi="微软雅黑" w:hint="eastAsia"/>
                                 <w:color w:val="262626" w:themeColor="text1" w:themeTint="D9"/>
                               </w:rPr>
-                              <w:t>邮    箱：13201217105@163.com</w:t>
+                              <w:t>邮    箱：</w:t>
+                            </w:r>
+                            <w:r>
+                              <w:rPr>
+                                <w:rFonts w:ascii="微软雅黑" w:hAnsi="微软雅黑" w:hint="eastAsia"/>
+                                <w:color w:val="262626" w:themeColor="text1" w:themeTint="D9"/>
+                              </w:rPr>
+                              <w:t>13201217105@163</w:t>
+                            </w:r>
+                            <w:r>
+                              <w:rPr>
+                                <w:rFonts w:ascii="微软雅黑" w:hAnsi="微软雅黑" w:hint="eastAsia"/>
+                                <w:color w:val="262626" w:themeColor="text1" w:themeTint="D9"/>
+                              </w:rPr>
+                              <w:t>.</w:t>
+                            </w:r>
+                            <w:r>
+                              <w:rPr>
+                                <w:rFonts w:ascii="微软雅黑" w:hAnsi="微软雅黑" w:hint="eastAsia"/>
+                                <w:color w:val="262626" w:themeColor="text1" w:themeTint="D9"/>
+                              </w:rPr>
+                              <w:t>com</w:t>
                             </w:r>
                           </w:p>
                         </w:txbxContent>
@@ -3815,7 +3925,21 @@
                           <w:rFonts w:ascii="微软雅黑" w:hAnsi="微软雅黑" w:hint="eastAsia"/>
                           <w:color w:val="262626" w:themeColor="text1" w:themeTint="D9"/>
                         </w:rPr>
-                        <w:t>姓    名： 朱轩慧</w:t>
+                        <w:t>姓    名：</w:t>
+                      </w:r>
+                      <w:r>
+                        <w:rPr>
+                          <w:rFonts w:ascii="微软雅黑" w:hAnsi="微软雅黑" w:hint="eastAsia"/>
+                          <w:color w:val="262626" w:themeColor="text1" w:themeTint="D9"/>
+                        </w:rPr>
+                        <w:t xml:space="preserve"> </w:t>
+                      </w:r>
+                      <w:r>
+                        <w:rPr>
+                          <w:rFonts w:ascii="微软雅黑" w:hAnsi="微软雅黑" w:hint="eastAsia"/>
+                          <w:color w:val="262626" w:themeColor="text1" w:themeTint="D9"/>
+                        </w:rPr>
+                        <w:t>朱轩慧</w:t>
                       </w:r>
                     </w:p>
                     <w:p>
@@ -3831,7 +3955,21 @@
                           <w:rFonts w:ascii="微软雅黑" w:hAnsi="微软雅黑" w:hint="eastAsia"/>
                           <w:color w:val="262626" w:themeColor="text1" w:themeTint="D9"/>
                         </w:rPr>
-                        <w:t>民    族： 汉族</w:t>
+                        <w:t>民    族：</w:t>
+                      </w:r>
+                      <w:r>
+                        <w:rPr>
+                          <w:rFonts w:ascii="微软雅黑" w:hAnsi="微软雅黑" w:hint="eastAsia"/>
+                          <w:color w:val="262626" w:themeColor="text1" w:themeTint="D9"/>
+                        </w:rPr>
+                        <w:t xml:space="preserve"> </w:t>
+                      </w:r>
+                      <w:r>
+                        <w:rPr>
+                          <w:rFonts w:ascii="微软雅黑" w:hAnsi="微软雅黑" w:hint="eastAsia"/>
+                          <w:color w:val="262626" w:themeColor="text1" w:themeTint="D9"/>
+                        </w:rPr>
+                        <w:t>汉族</w:t>
                       </w:r>
                     </w:p>
                     <w:p>
@@ -3847,7 +3985,14 @@
                           <w:rFonts w:ascii="微软雅黑" w:hAnsi="微软雅黑" w:hint="eastAsia"/>
                           <w:color w:val="262626" w:themeColor="text1" w:themeTint="D9"/>
                         </w:rPr>
-                        <w:t>电    话：132****7105</w:t>
+                        <w:t>电    话：</w:t>
+                      </w:r>
+                      <w:r>
+                        <w:rPr>
+                          <w:rFonts w:ascii="微软雅黑" w:hAnsi="微软雅黑" w:hint="eastAsia"/>
+                          <w:color w:val="262626" w:themeColor="text1" w:themeTint="D9"/>
+                        </w:rPr>
+                        <w:t>13201217105</w:t>
                       </w:r>
                     </w:p>
                     <w:p>
@@ -3863,7 +4008,28 @@
                           <w:rFonts w:ascii="微软雅黑" w:hAnsi="微软雅黑" w:hint="eastAsia"/>
                           <w:color w:val="262626" w:themeColor="text1" w:themeTint="D9"/>
                         </w:rPr>
-                        <w:t>邮    箱：13201217105@163.com</w:t>
+                        <w:t>邮    箱：</w:t>
+                      </w:r>
+                      <w:r>
+                        <w:rPr>
+                          <w:rFonts w:ascii="微软雅黑" w:hAnsi="微软雅黑" w:hint="eastAsia"/>
+                          <w:color w:val="262626" w:themeColor="text1" w:themeTint="D9"/>
+                        </w:rPr>
+                        <w:t>13201217105@163</w:t>
+                      </w:r>
+                      <w:r>
+                        <w:rPr>
+                          <w:rFonts w:ascii="微软雅黑" w:hAnsi="微软雅黑" w:hint="eastAsia"/>
+                          <w:color w:val="262626" w:themeColor="text1" w:themeTint="D9"/>
+                        </w:rPr>
+                        <w:t>.</w:t>
+                      </w:r>
+                      <w:r>
+                        <w:rPr>
+                          <w:rFonts w:ascii="微软雅黑" w:hAnsi="微软雅黑" w:hint="eastAsia"/>
+                          <w:color w:val="262626" w:themeColor="text1" w:themeTint="D9"/>
+                        </w:rPr>
+                        <w:t>com</w:t>
                       </w:r>
                     </w:p>
                   </w:txbxContent>
@@ -4302,23 +4468,6 @@
           <w:b/>
           <w:bCs/>
         </w:rPr>
-        <w:t xml:space="preserve">个人简介：聚焦 AI 应用开发、LLM 工程化与全栈敏捷交付，具备 Python、FastAPI、RAG、LangChain、LangGraph、Supabase 等项目实践，能够围绕真实业务痛点完成从模型编排、后端服务、前端交互到云端部署上线的闭环落地；熟悉 Trae、Cursor、Copilot 等 AI 辅助开发工具驱动 MVP 快速迭代，并具备挪威 UiT 全英文交换经历与跨文化技术沟通能力。</w:t>
-      </w:r>
-    </w:p>
-    <w:p>
-      <w:pPr>
-        <w:rPr>
-          <w:rFonts w:hint="eastAsia"/>
-          <w:b/>
-          <w:bCs/>
-        </w:rPr>
-      </w:pPr>
-      <w:r>
-        <w:rPr>
-          <w:rFonts w:hint="eastAsia"/>
-          <w:b/>
-          <w:bCs/>
-        </w:rPr>
         <w:t>AI</w:t>
       </w:r>
       <w:r>
@@ -5009,6 +5158,277 @@
       </w:pPr>
       <w:r>
         <w:rPr>
+          <w:rFonts w:hint="eastAsia"/>
+        </w:rPr>
+        <w:t xml:space="preserve">1. </w:t>
+      </w:r>
+      <w:r>
+        <w:rPr>
+          <w:rFonts w:hint="eastAsia"/>
+        </w:rPr>
+        <w:t>多源文档智能检索与问答平台（项目实践）</w:t>
+      </w:r>
+    </w:p>
+    <w:p>
+      <w:pPr>
+        <w:rPr>
+          <w:rFonts w:hint="eastAsia"/>
+        </w:rPr>
+      </w:pPr>
+      <w:r>
+        <w:rPr>
+          <w:rFonts w:hint="eastAsia"/>
+        </w:rPr>
+        <w:t>技术栈</w:t>
+      </w:r>
+      <w:r>
+        <w:rPr>
+          <w:rFonts w:hint="eastAsia"/>
+        </w:rPr>
+        <w:t>: Python, FastAPI, LangChain, LangGraph, ChromaDB, Redis, Docker</w:t>
+      </w:r>
+    </w:p>
+    <w:p>
+      <w:pPr>
+        <w:rPr>
+          <w:rFonts w:hint="eastAsia"/>
+        </w:rPr>
+      </w:pPr>
+      <w:r>
+        <w:rPr>
+          <w:rFonts w:hint="eastAsia"/>
+        </w:rPr>
+        <w:t>负责多源文档</w:t>
+      </w:r>
+      <w:r>
+        <w:rPr>
+          <w:rFonts w:hint="eastAsia"/>
+        </w:rPr>
+        <w:t xml:space="preserve"> RAG </w:t>
+      </w:r>
+      <w:r>
+        <w:rPr>
+          <w:rFonts w:hint="eastAsia"/>
+        </w:rPr>
+        <w:t>问答链路的设计与实现，完成文档解析、切分、向量化入库、语义检索、答案生成及来源引用等核心模块；通过多轮会话记忆与检索结果重排提升复杂问题下的回答相关性和可解释性，并基于</w:t>
+      </w:r>
+      <w:r>
+        <w:rPr>
+          <w:rFonts w:hint="eastAsia"/>
+        </w:rPr>
+        <w:t xml:space="preserve"> FastAPI </w:t>
+      </w:r>
+      <w:r>
+        <w:rPr>
+          <w:rFonts w:hint="eastAsia"/>
+        </w:rPr>
+        <w:t>完成接</w:t>
+      </w:r>
+      <w:r>
+        <w:rPr>
+          <w:rFonts w:hint="eastAsia"/>
+        </w:rPr>
+        <w:lastRenderedPageBreak/>
+        <w:t>口封装与</w:t>
+      </w:r>
+      <w:r>
+        <w:rPr>
+          <w:rFonts w:hint="eastAsia"/>
+        </w:rPr>
+        <w:t xml:space="preserve"> Docker </w:t>
+      </w:r>
+      <w:r>
+        <w:rPr>
+          <w:rFonts w:hint="eastAsia"/>
+        </w:rPr>
+        <w:t>本地部署，形成可复用的</w:t>
+      </w:r>
+      <w:r>
+        <w:rPr>
+          <w:rFonts w:hint="eastAsia"/>
+        </w:rPr>
+        <w:t xml:space="preserve"> AI </w:t>
+      </w:r>
+      <w:r>
+        <w:rPr>
+          <w:rFonts w:hint="eastAsia"/>
+        </w:rPr>
+        <w:t>应用原型。</w:t>
+      </w:r>
+    </w:p>
+    <w:p>
+      <w:pPr>
+        <w:rPr>
+          <w:rFonts w:hint="eastAsia"/>
+        </w:rPr>
+      </w:pPr>
+      <w:r>
+        <w:rPr>
+          <w:rFonts w:hint="eastAsia"/>
+        </w:rPr>
+        <w:t xml:space="preserve">2. </w:t>
+      </w:r>
+      <w:r>
+        <w:rPr>
+          <w:rFonts w:hint="eastAsia"/>
+        </w:rPr>
+        <w:t>《新世界庄园：破笼之宴》沉浸式</w:t>
+      </w:r>
+      <w:r>
+        <w:rPr>
+          <w:rFonts w:hint="eastAsia"/>
+        </w:rPr>
+        <w:t xml:space="preserve"> RPG </w:t>
+      </w:r>
+      <w:r>
+        <w:rPr>
+          <w:rFonts w:hint="eastAsia"/>
+        </w:rPr>
+        <w:t>交互与数据平台（在线项目）</w:t>
+      </w:r>
+    </w:p>
+    <w:p>
+      <w:pPr>
+        <w:rPr>
+          <w:rFonts w:hint="eastAsia"/>
+        </w:rPr>
+      </w:pPr>
+      <w:r>
+        <w:rPr>
+          <w:rFonts w:hint="eastAsia"/>
+        </w:rPr>
+        <w:t>技术栈</w:t>
+      </w:r>
+      <w:r>
+        <w:rPr>
+          <w:rFonts w:hint="eastAsia"/>
+        </w:rPr>
+        <w:t xml:space="preserve">: HTML5, CSS3, JavaScript, Supabase, Vercel, DNS / </w:t>
+      </w:r>
+      <w:r>
+        <w:rPr>
+          <w:rFonts w:hint="eastAsia"/>
+        </w:rPr>
+        <w:t>域名工程化</w:t>
+      </w:r>
+    </w:p>
+    <w:p>
+      <w:pPr>
+        <w:rPr>
+          <w:rFonts w:hint="eastAsia"/>
+        </w:rPr>
+      </w:pPr>
+      <w:r>
+        <w:rPr>
+          <w:rFonts w:hint="eastAsia"/>
+        </w:rPr>
+        <w:t>负责在线项目的数据架构与核心交互落地，基于</w:t>
+      </w:r>
+      <w:r>
+        <w:rPr>
+          <w:rFonts w:hint="eastAsia"/>
+        </w:rPr>
+        <w:t xml:space="preserve"> Supabase </w:t>
+      </w:r>
+      <w:r>
+        <w:rPr>
+          <w:rFonts w:hint="eastAsia"/>
+        </w:rPr>
+        <w:t>搭建</w:t>
+      </w:r>
+      <w:r>
+        <w:rPr>
+          <w:rFonts w:hint="eastAsia"/>
+        </w:rPr>
+        <w:t xml:space="preserve"> Serverless </w:t>
+      </w:r>
+      <w:r>
+        <w:rPr>
+          <w:rFonts w:hint="eastAsia"/>
+        </w:rPr>
+        <w:t>数据底座，完成数据库、鉴权与</w:t>
+      </w:r>
+      <w:r>
+        <w:rPr>
+          <w:rFonts w:hint="eastAsia"/>
+        </w:rPr>
+        <w:t xml:space="preserve"> RLS </w:t>
+      </w:r>
+      <w:r>
+        <w:rPr>
+          <w:rFonts w:hint="eastAsia"/>
+        </w:rPr>
+        <w:t>策略设计，实现玩家交互数据持久化与权限隔离；独立完成前端实现、域名解析、</w:t>
+      </w:r>
+      <w:r>
+        <w:rPr>
+          <w:rFonts w:hint="eastAsia"/>
+        </w:rPr>
+        <w:t xml:space="preserve">HTTPS </w:t>
+      </w:r>
+      <w:r>
+        <w:rPr>
+          <w:rFonts w:hint="eastAsia"/>
+        </w:rPr>
+        <w:t>与</w:t>
+      </w:r>
+      <w:r>
+        <w:rPr>
+          <w:rFonts w:hint="eastAsia"/>
+        </w:rPr>
+        <w:t xml:space="preserve"> Vercel CI/CD </w:t>
+      </w:r>
+      <w:r>
+        <w:rPr>
+          <w:rFonts w:hint="eastAsia"/>
+        </w:rPr>
+        <w:t>部署，打通从开发、联调到上线的交付链路，推动项目从</w:t>
+      </w:r>
+      <w:r>
+        <w:rPr>
+          <w:rFonts w:hint="eastAsia"/>
+        </w:rPr>
+        <w:t xml:space="preserve"> 0 </w:t>
+      </w:r>
+      <w:r>
+        <w:rPr>
+          <w:rFonts w:hint="eastAsia"/>
+        </w:rPr>
+        <w:t>到</w:t>
+      </w:r>
+      <w:r>
+        <w:rPr>
+          <w:rFonts w:hint="eastAsia"/>
+        </w:rPr>
+        <w:t xml:space="preserve"> 1 </w:t>
+      </w:r>
+      <w:r>
+        <w:rPr>
+          <w:rFonts w:hint="eastAsia"/>
+        </w:rPr>
+        <w:t>发布为可访问的在线</w:t>
+      </w:r>
+      <w:r>
+        <w:rPr>
+          <w:rFonts w:hint="eastAsia"/>
+        </w:rPr>
+        <w:t xml:space="preserve"> MVP</w:t>
+      </w:r>
+      <w:r>
+        <w:rPr>
+          <w:rFonts w:hint="eastAsia"/>
+        </w:rPr>
+        <w:t>。</w:t>
+      </w:r>
+    </w:p>
+    <w:p>
+      <w:pPr>
+        <w:rPr>
+          <w:rFonts w:hint="eastAsia"/>
+        </w:rPr>
+      </w:pPr>
+      <w:r>
+        <w:rPr>
           <w:noProof/>
         </w:rPr>
         <mc:AlternateContent>
@@ -5206,201 +5626,6 @@
                           </wps:spPr>
                           <wps:txbx>
                             <w:txbxContent>
-                              <w:p>
-                                <w:pPr>
-                                  <w:rPr>
-                                    <w:rFonts w:hint="eastAsia"/>
-                                  </w:rPr>
-                                </w:pPr>
-                                <w:r>
-                                  <w:rPr>
-                                    <w:rFonts w:hint="eastAsia"/>
-                                  </w:rPr>
-                                  <w:t xml:space="preserve">1. 多源文档智能检索与问答平台（项目实践）</w:t>
-                                </w:r>
-                              </w:p>
-                              <w:p>
-                                <w:pPr>
-                                  <w:rPr>
-                                    <w:rFonts w:hint="eastAsia"/>
-                                  </w:rPr>
-                                </w:pPr>
-                                <w:r>
-                                  <w:rPr>
-                                    <w:rFonts w:hint="eastAsia"/>
-                                  </w:rPr>
-                                  <w:t xml:space="preserve">技术栈: Python, FastAPI, LangChain, LangGraph, ChromaDB, Redis, Docker</w:t>
-                                </w:r>
-                              </w:p>
-                              <w:p>
-                                <w:pPr>
-                                  <w:rPr>
-                                    <w:rFonts w:hint="eastAsia"/>
-                                  </w:rPr>
-                                </w:pPr>
-                                <w:r>
-                                  <w:rPr>
-                                    <w:rFonts w:hint="eastAsia"/>
-                                  </w:rPr>
-                                  <w:t xml:space="preserve">• 设计混合检索与 Rerank 召回链路，结合向量检索、关键词召回与重排机制抑制长文档噪声和语义漂移，提升复杂问答的相关性与抗幻觉能力。</w:t>
-                                </w:r>
-                              </w:p>
-                              <w:p>
-                                <w:pPr>
-                                  <w:rPr>
-                                    <w:rFonts w:hint="eastAsia"/>
-                                  </w:rPr>
-                                </w:pPr>
-                                <w:r>
-                                  <w:rPr>
-                                    <w:rFonts w:hint="eastAsia"/>
-                                  </w:rPr>
-                                  <w:t xml:space="preserve">• 引入 Redis 多轮会话缓存与上下文隔离策略，复用历史记忆并减少重复检索开销，优化高并发场景下的响应速度与对话连续性。</w:t>
-                                </w:r>
-                              </w:p>
-                              <w:p>
-                                <w:pPr>
-                                  <w:rPr>
-                                    <w:rFonts w:hint="eastAsia"/>
-                                  </w:rPr>
-                                </w:pPr>
-                                <w:r>
-                                  <w:rPr>
-                                    <w:rFonts w:hint="eastAsia"/>
-                                  </w:rPr>
-                                  <w:t xml:space="preserve">• 封装 FastAPI 服务并完成 Docker 容器化部署，统一开发、测试与交付环境，降低环境差异带来的部署成本和维护复杂度。</w:t>
-                                </w:r>
-                              </w:p>
-                              <w:p>
-                                <w:pPr>
-                                  <w:rPr>
-                                    <w:rFonts w:hint="eastAsia"/>
-                                  </w:rPr>
-                                </w:pPr>
-                                <w:r>
-                                  <w:rPr>
-                                    <w:rFonts w:hint="eastAsia"/>
-                                  </w:rPr>
-                                  <w:t xml:space="preserve">2. 基于 LangGraph 的多智能体任务编排系统（项目实践）</w:t>
-                                </w:r>
-                              </w:p>
-                              <w:p>
-                                <w:pPr>
-                                  <w:rPr>
-                                    <w:rFonts w:hint="eastAsia"/>
-                                  </w:rPr>
-                                </w:pPr>
-                                <w:r>
-                                  <w:rPr>
-                                    <w:rFonts w:hint="eastAsia"/>
-                                  </w:rPr>
-                                  <w:t xml:space="preserve">技术栈: Python, FastAPI, LangGraph, LangChain, Pydantic, SSE</w:t>
-                                </w:r>
-                              </w:p>
-                              <w:p>
-                                <w:pPr>
-                                  <w:rPr>
-                                    <w:rFonts w:hint="eastAsia"/>
-                                  </w:rPr>
-                                </w:pPr>
-                                <w:r>
-                                  <w:rPr>
-                                    <w:rFonts w:hint="eastAsia"/>
-                                  </w:rPr>
-                                  <w:t xml:space="preserve">• 构建基于 LangGraph State Graph 的 Planner / Router / Executor 协同架构，将任务拆解、路由决策与执行状态解耦，提升复杂任务流的可扩展性与容错性。</w:t>
-                                </w:r>
-                              </w:p>
-                              <w:p>
-                                <w:pPr>
-                                  <w:rPr>
-                                    <w:rFonts w:hint="eastAsia"/>
-                                  </w:rPr>
-                                </w:pPr>
-                                <w:r>
-                                  <w:rPr>
-                                    <w:rFonts w:hint="eastAsia"/>
-                                  </w:rPr>
-                                  <w:t xml:space="preserve">• 使用 Pydantic 约束 Agent 间输入输出协议与状态持久化结构，减少多角色协作中的状态污染和结果不确定性，提升链路稳定性。</w:t>
-                                </w:r>
-                              </w:p>
-                              <w:p>
-                                <w:pPr>
-                                  <w:rPr>
-                                    <w:rFonts w:hint="eastAsia"/>
-                                  </w:rPr>
-                                </w:pPr>
-                                <w:r>
-                                  <w:rPr>
-                                    <w:rFonts w:hint="eastAsia"/>
-                                  </w:rPr>
-                                  <w:t xml:space="preserve">• 实现基于 SSE 的打字机式流式响应与上下文持久化机制，缩短用户等待感知，并保持长链路任务的连续反馈体验。</w:t>
-                                </w:r>
-                              </w:p>
-                              <w:p>
-                                <w:pPr>
-                                  <w:rPr>
-                                    <w:rFonts w:hint="eastAsia"/>
-                                  </w:rPr>
-                                </w:pPr>
-                                <w:r>
-                                  <w:rPr>
-                                    <w:rFonts w:hint="eastAsia"/>
-                                  </w:rPr>
-                                  <w:t xml:space="preserve">3. 《新世界庄园：破笼之宴》沉浸式 RPG 交互与数据平台（在线项目）</w:t>
-                                </w:r>
-                              </w:p>
-                              <w:p>
-                                <w:pPr>
-                                  <w:rPr>
-                                    <w:rFonts w:hint="eastAsia"/>
-                                  </w:rPr>
-                                </w:pPr>
-                                <w:r>
-                                  <w:rPr>
-                                    <w:rFonts w:hint="eastAsia"/>
-                                  </w:rPr>
-                                  <w:t xml:space="preserve">技术栈: HTML5, CSS3, JavaScript, Supabase, Vercel, DNS / 域名工程化</w:t>
-                                </w:r>
-                              </w:p>
-                              <w:p>
-                                <w:pPr>
-                                  <w:rPr>
-                                    <w:rFonts w:hint="eastAsia"/>
-                                  </w:rPr>
-                                </w:pPr>
-                                <w:r>
-                                  <w:rPr>
-                                    <w:rFonts w:hint="eastAsia"/>
-                                  </w:rPr>
-                                  <w:t xml:space="preserve">• 基于 Supabase 搭建 Serverless 数据底座，完成云端数据库、鉴权与 RLS 行级安全策略设计，实现交互数据的秒级响应、持久化存储与权限隔离。</w:t>
-                                </w:r>
-                              </w:p>
-                              <w:p>
-                                <w:pPr>
-                                  <w:rPr>
-                                    <w:rFonts w:hint="eastAsia"/>
-                                  </w:rPr>
-                                </w:pPr>
-                                <w:r>
-                                  <w:rPr>
-                                    <w:rFonts w:hint="eastAsia"/>
-                                  </w:rPr>
-                                  <w:t xml:space="preserve">• 独立完成前端页面实现与 BaaS 能力接入，围绕沉浸式 RPG 场景快速迭代 MVP，验证从创意原型到在线产品的全栈敏捷交付能力。</w:t>
-                                </w:r>
-                              </w:p>
-                              <w:p>
-                                <w:pPr>
-                                  <w:rPr>
-                                    <w:rFonts w:hint="eastAsia"/>
-                                  </w:rPr>
-                                </w:pPr>
-                                <w:r>
-                                  <w:rPr>
-                                    <w:rFonts w:hint="eastAsia"/>
-                                  </w:rPr>
-                                  <w:t xml:space="preserve">• 打通 www.xinshijie1945.com 域名解析、A/CNAME 配置、HTTPS 证书启用与 Vercel CI/CD 自动化部署链路，形成从 0 到 1 的产品上线闭环经验。</w:t>
-                                </w:r>
-                              </w:p>
                               <w:p>
                                 <w:pPr>
                                   <w:adjustRightInd w:val="0"/>
@@ -6153,71 +6378,6 @@
                           <w:p>
                             <w:pPr>
                               <w:spacing w:line="400" w:lineRule="exact"/>
-                              <w:rPr>
-                                <w:rFonts w:ascii="微软雅黑" w:hAnsi="微软雅黑" w:hint="eastAsia"/>
-                                <w:color w:val="262626" w:themeColor="text1" w:themeTint="D9"/>
-                              </w:rPr>
-                            </w:pPr>
-                            <w:r>
-                              <w:rPr>
-                                <w:rFonts w:ascii="微软雅黑" w:hAnsi="微软雅黑" w:hint="eastAsia"/>
-                                <w:color w:val="262626" w:themeColor="text1" w:themeTint="D9"/>
-                              </w:rPr>
-                              <w:t>2025.12-2026.03</w:t>
-                            </w:r>
-                            <w:r>
-                              <w:rPr>
-                                <w:rFonts w:ascii="微软雅黑" w:hAnsi="微软雅黑"/>
-                                <w:color w:val="262626" w:themeColor="text1" w:themeTint="D9"/>
-                              </w:rPr>
-                              <w:tab/>
-                            </w:r>
-                            <w:r>
-                              <w:rPr>
-                                <w:rFonts w:ascii="微软雅黑" w:hAnsi="微软雅黑"/>
-                                <w:color w:val="262626" w:themeColor="text1" w:themeTint="D9"/>
-                              </w:rPr>
-                              <w:tab/>
-                            </w:r>
-                            <w:r>
-                              <w:rPr>
-                                <w:rFonts w:ascii="微软雅黑" w:hAnsi="微软雅黑"/>
-                                <w:color w:val="262626" w:themeColor="text1" w:themeTint="D9"/>
-                              </w:rPr>
-                              <w:tab/>
-                            </w:r>
-                            <w:r>
-                              <w:rPr>
-                                <w:rFonts w:ascii="微软雅黑" w:hAnsi="微软雅黑" w:hint="eastAsia"/>
-                                <w:color w:val="262626" w:themeColor="text1" w:themeTint="D9"/>
-                              </w:rPr>
-                              <w:t>新疆兵团勘测设计院股份有限公司</w:t>
-                            </w:r>
-                            <w:r>
-                              <w:rPr>
-                                <w:rFonts w:ascii="微软雅黑" w:hAnsi="微软雅黑"/>
-                                <w:color w:val="262626" w:themeColor="text1" w:themeTint="D9"/>
-                              </w:rPr>
-                              <w:tab/>
-                            </w:r>
-                            <w:r>
-                              <w:rPr>
-                                <w:rFonts w:ascii="微软雅黑" w:hAnsi="微软雅黑"/>
-                                <w:color w:val="262626" w:themeColor="text1" w:themeTint="D9"/>
-                              </w:rPr>
-                              <w:tab/>
-                            </w:r>
-                            <w:r>
-                              <w:rPr>
-                                <w:rFonts w:ascii="微软雅黑" w:hAnsi="微软雅黑" w:hint="eastAsia"/>
-                                <w:color w:val="262626" w:themeColor="text1" w:themeTint="D9"/>
-                              </w:rPr>
-                              <w:t>数字工程院产品研发中心</w:t>
-                            </w:r>
-                          </w:p>
-                          <w:p>
-                            <w:pPr>
-                              <w:spacing w:line="400" w:lineRule="exact"/>
                               <w:ind w:left="2520"/>
                               <w:rPr>
                                 <w:rFonts w:ascii="微软雅黑" w:hAnsi="微软雅黑" w:hint="eastAsia"/>
@@ -6229,14 +6389,7 @@
                                 <w:rFonts w:ascii="微软雅黑" w:hAnsi="微软雅黑" w:hint="eastAsia"/>
                                 <w:color w:val="262626" w:themeColor="text1" w:themeTint="D9"/>
                               </w:rPr>
-                              <w:t>主要工作内容：</w:t>
-                            </w:r>
-                            <w:r>
-                              <w:rPr>
-                                <w:rFonts w:ascii="微软雅黑" w:hAnsi="微软雅黑"/>
-                                <w:color w:val="262626" w:themeColor="text1" w:themeTint="D9"/>
-                              </w:rPr>
-                              <w:t>参与数字招标平台客户端的前后端开发（前端无界微前端，后端 JeecgBoot）；协助赋能平台基础能力建设，参与 Drone CI/CD 流水线配置，顺利完成模块交付并支持平台上线。</w:t>
+                              <w:t>主要工作内容：负责无界微前端页面开发、JeecgBoot 后端联调及接口排查，推动数字招标平台需求落地；参与公共功能模块建设，提升能力复用和交付效率；配置 Drone CI/CD 完成构建发布，支持模块按计划上线。</w:t>
                             </w:r>
                           </w:p>
                         </w:txbxContent>
@@ -6258,74 +6411,13 @@
           </mc:Choice>
           <mc:Fallback>
             <w:pict>
-              <v:shape w14:anchorId="695137D3" id="_x0000_s1062" type="#_x0000_t202" style="position:absolute;left:0;text-align:left;margin-left:10.8pt;margin-top:26.7pt;width:509.75pt;height:90.3pt;z-index:251696128;visibility:visible;mso-wrap-style:square;mso-width-percent:0;mso-height-percent:0;mso-wrap-distance-left:9pt;mso-wrap-distance-top:3.6pt;mso-wrap-distance-right:9pt;mso-wrap-distance-bottom:3.6pt;mso-position-horizontal:absolute;mso-position-horizontal-relative:text;mso-position-vertical:absolute;mso-position-vertical-relative:text;mso-width-percent:0;mso-height-percent:0;mso-width-relative:margin;mso-height-relative:margin;v-text-anchor:top" o:gfxdata="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" filled="f" stroked="f">
+              <v:shapetype w14:anchorId="695137D3" id="_x0000_t202" coordsize="21600,21600" o:spt="202" path="m,l,21600r21600,l21600,xe">
+                <v:stroke joinstyle="miter"/>
+                <v:path gradientshapeok="t" o:connecttype="rect"/>
+              </v:shapetype>
+              <v:shape id="_x0000_s1065" type="#_x0000_t202" style="position:absolute;left:0;text-align:left;margin-left:10.8pt;margin-top:26.7pt;width:509.75pt;height:90.3pt;z-index:251696128;visibility:visible;mso-wrap-style:square;mso-width-percent:0;mso-height-percent:0;mso-wrap-distance-left:9pt;mso-wrap-distance-top:3.6pt;mso-wrap-distance-right:9pt;mso-wrap-distance-bottom:3.6pt;mso-position-horizontal:absolute;mso-position-horizontal-relative:text;mso-position-vertical:absolute;mso-position-vertical-relative:text;mso-width-percent:0;mso-height-percent:0;mso-width-relative:margin;mso-height-relative:margin;v-text-anchor:top" o:gfxdata="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" filled="f" stroked="f">
                 <v:textbox>
                   <w:txbxContent>
-                    <w:p>
-                      <w:pPr>
-                        <w:spacing w:line="400" w:lineRule="exact"/>
-                        <w:rPr>
-                          <w:rFonts w:ascii="微软雅黑" w:hAnsi="微软雅黑" w:hint="eastAsia"/>
-                          <w:color w:val="262626" w:themeColor="text1" w:themeTint="D9"/>
-                        </w:rPr>
-                      </w:pPr>
-                      <w:r>
-                        <w:rPr>
-                          <w:rFonts w:ascii="微软雅黑" w:hAnsi="微软雅黑" w:hint="eastAsia"/>
-                          <w:color w:val="262626" w:themeColor="text1" w:themeTint="D9"/>
-                        </w:rPr>
-                        <w:t>2025.12-2026.03</w:t>
-                      </w:r>
-                      <w:r>
-                        <w:rPr>
-                          <w:rFonts w:ascii="微软雅黑" w:hAnsi="微软雅黑"/>
-                          <w:color w:val="262626" w:themeColor="text1" w:themeTint="D9"/>
-                        </w:rPr>
-                        <w:tab/>
-                      </w:r>
-                      <w:r>
-                        <w:rPr>
-                          <w:rFonts w:ascii="微软雅黑" w:hAnsi="微软雅黑"/>
-                          <w:color w:val="262626" w:themeColor="text1" w:themeTint="D9"/>
-                        </w:rPr>
-                        <w:tab/>
-                      </w:r>
-                      <w:r>
-                        <w:rPr>
-                          <w:rFonts w:ascii="微软雅黑" w:hAnsi="微软雅黑"/>
-                          <w:color w:val="262626" w:themeColor="text1" w:themeTint="D9"/>
-                        </w:rPr>
-                        <w:tab/>
-                      </w:r>
-                      <w:r>
-                        <w:rPr>
-                          <w:rFonts w:ascii="微软雅黑" w:hAnsi="微软雅黑" w:hint="eastAsia"/>
-                          <w:color w:val="262626" w:themeColor="text1" w:themeTint="D9"/>
-                        </w:rPr>
-                        <w:t>新疆兵团勘测设计院股份有限公司</w:t>
-                      </w:r>
-                      <w:r>
-                        <w:rPr>
-                          <w:rFonts w:ascii="微软雅黑" w:hAnsi="微软雅黑"/>
-                          <w:color w:val="262626" w:themeColor="text1" w:themeTint="D9"/>
-                        </w:rPr>
-                        <w:tab/>
-                      </w:r>
-                      <w:r>
-                        <w:rPr>
-                          <w:rFonts w:ascii="微软雅黑" w:hAnsi="微软雅黑"/>
-                          <w:color w:val="262626" w:themeColor="text1" w:themeTint="D9"/>
-                        </w:rPr>
-                        <w:tab/>
-                      </w:r>
-                      <w:r>
-                        <w:rPr>
-                          <w:rFonts w:ascii="微软雅黑" w:hAnsi="微软雅黑" w:hint="eastAsia"/>
-                          <w:color w:val="262626" w:themeColor="text1" w:themeTint="D9"/>
-                        </w:rPr>
-                        <w:t>数字工程院产品研发中心</w:t>
-                      </w:r>
-                    </w:p>
                     <w:p>
                       <w:pPr>
                         <w:spacing w:line="400" w:lineRule="exact"/>
@@ -6340,14 +6432,7 @@
                           <w:rFonts w:ascii="微软雅黑" w:hAnsi="微软雅黑" w:hint="eastAsia"/>
                           <w:color w:val="262626" w:themeColor="text1" w:themeTint="D9"/>
                         </w:rPr>
-                        <w:t>主要工作内容：</w:t>
-                      </w:r>
-                      <w:r>
-                        <w:rPr>
-                          <w:rFonts w:ascii="微软雅黑" w:hAnsi="微软雅黑"/>
-                          <w:color w:val="262626" w:themeColor="text1" w:themeTint="D9"/>
-                        </w:rPr>
-                        <w:t>参与数字招标平台客户端的前后端开发（前端无界微前端，后端 JeecgBoot）；协助赋能平台基础能力建设，参与 Drone CI/CD 流水线配置，顺利完成模块交付并支持平台上线。</w:t>
+                        <w:t>主要工作内容：负责无界微前端页面开发、JeecgBoot 后端联调及接口排查，推动数字招标平台需求落地；参与公共功能模块建设，提升能力复用和交付效率；配置 Drone CI/CD 完成构建发布，支持模块按计划上线。</w:t>
                       </w:r>
                     </w:p>
                   </w:txbxContent>
